--- a/Assignment/Assignment-2/Python – Collections, functions and Modules.docx
+++ b/Assignment/Assignment-2/Python – Collections, functions and Modules.docx
@@ -5860,18 +5860,2144 @@
     </w:p>
     <w:p>
       <w:pPr>
-        <w:rPr>
-          <w:rFonts w:ascii="Arial" w:hAnsi="Arial" w:cs="Arial"/>
-        </w:rPr>
-      </w:pPr>
-    </w:p>
-    <w:p>
-      <w:pPr>
-        <w:rPr>
-          <w:rFonts w:ascii="Arial" w:hAnsi="Arial" w:cs="Arial"/>
-        </w:rPr>
-      </w:pPr>
-    </w:p>
+        <w:pStyle w:val="ListParagraph"/>
+        <w:numPr>
+          <w:ilvl w:val="0"/>
+          <w:numId w:val="7"/>
+        </w:numPr>
+        <w:rPr>
+          <w:rFonts w:ascii="Arial" w:hAnsi="Arial" w:cs="Arial"/>
+        </w:rPr>
+      </w:pPr>
+      <w:r>
+        <w:rPr>
+          <w:rFonts w:ascii="Arial" w:hAnsi="Arial" w:cs="Arial"/>
+        </w:rPr>
+        <w:t>In Python, you can iterate over a dictionary using a for loop to access its keys, values, or both simultaneously.</w:t>
+      </w:r>
+    </w:p>
+    <w:p>
+      <w:pPr>
+        <w:ind w:firstLine="720"/>
+        <w:rPr>
+          <w:rFonts w:ascii="Arial" w:hAnsi="Arial" w:cs="Arial"/>
+          <w:b/>
+          <w:bCs/>
+        </w:rPr>
+      </w:pPr>
+      <w:r>
+        <w:rPr>
+          <w:rFonts w:ascii="Arial" w:hAnsi="Arial" w:cs="Arial"/>
+          <w:b/>
+          <w:bCs/>
+        </w:rPr>
+        <w:t>Common Iteration Methods</w:t>
+      </w:r>
+    </w:p>
+    <w:p>
+      <w:pPr>
+        <w:numPr>
+          <w:ilvl w:val="0"/>
+          <w:numId w:val="21"/>
+        </w:numPr>
+        <w:rPr>
+          <w:rFonts w:ascii="Arial" w:hAnsi="Arial" w:cs="Arial"/>
+        </w:rPr>
+      </w:pPr>
+      <w:r>
+        <w:rPr>
+          <w:rFonts w:ascii="Arial" w:hAnsi="Arial" w:cs="Arial"/>
+        </w:rPr>
+        <w:t>Direct Iteration (Keys</w:t>
+      </w:r>
+      <w:proofErr w:type="gramStart"/>
+      <w:r>
+        <w:rPr>
+          <w:rFonts w:ascii="Arial" w:hAnsi="Arial" w:cs="Arial"/>
+        </w:rPr>
+        <w:t>)</w:t>
+      </w:r>
+      <w:r>
+        <w:rPr>
+          <w:rFonts w:ascii="Arial" w:hAnsi="Arial" w:cs="Arial"/>
+        </w:rPr>
+        <w:t xml:space="preserve"> </w:t>
+      </w:r>
+      <w:r>
+        <w:rPr>
+          <w:rFonts w:ascii="Arial" w:hAnsi="Arial" w:cs="Arial"/>
+        </w:rPr>
+        <w:t>:</w:t>
+      </w:r>
+      <w:proofErr w:type="gramEnd"/>
+      <w:r>
+        <w:rPr>
+          <w:rFonts w:ascii="Arial" w:hAnsi="Arial" w:cs="Arial"/>
+        </w:rPr>
+        <w:t xml:space="preserve"> By default, looping over a dictionary iterates through its keys.</w:t>
+      </w:r>
+    </w:p>
+    <w:p>
+      <w:pPr>
+        <w:numPr>
+          <w:ilvl w:val="0"/>
+          <w:numId w:val="21"/>
+        </w:numPr>
+        <w:rPr>
+          <w:rFonts w:ascii="Arial" w:hAnsi="Arial" w:cs="Arial"/>
+        </w:rPr>
+      </w:pPr>
+      <w:r>
+        <w:rPr>
+          <w:rFonts w:ascii="Arial" w:hAnsi="Arial" w:cs="Arial"/>
+        </w:rPr>
+        <w:t xml:space="preserve">Accessing Key-Value </w:t>
+      </w:r>
+      <w:proofErr w:type="gramStart"/>
+      <w:r>
+        <w:rPr>
+          <w:rFonts w:ascii="Arial" w:hAnsi="Arial" w:cs="Arial"/>
+        </w:rPr>
+        <w:t>Pairs</w:t>
+      </w:r>
+      <w:r>
+        <w:rPr>
+          <w:rFonts w:ascii="Arial" w:hAnsi="Arial" w:cs="Arial"/>
+          <w:b/>
+          <w:bCs/>
+        </w:rPr>
+        <w:t xml:space="preserve"> </w:t>
+      </w:r>
+      <w:r>
+        <w:rPr>
+          <w:rFonts w:ascii="Arial" w:hAnsi="Arial" w:cs="Arial"/>
+          <w:b/>
+          <w:bCs/>
+        </w:rPr>
+        <w:t>:</w:t>
+      </w:r>
+      <w:proofErr w:type="gramEnd"/>
+      <w:r>
+        <w:rPr>
+          <w:rFonts w:ascii="Arial" w:hAnsi="Arial" w:cs="Arial"/>
+        </w:rPr>
+        <w:t xml:space="preserve"> Use the </w:t>
+      </w:r>
+      <w:hyperlink r:id="rId10" w:tgtFrame="_blank" w:history="1">
+        <w:r>
+          <w:rPr>
+            <w:rStyle w:val="Hyperlink"/>
+            <w:rFonts w:ascii="Arial" w:hAnsi="Arial" w:cs="Arial"/>
+          </w:rPr>
+          <w:t>.items()</w:t>
+        </w:r>
+      </w:hyperlink>
+      <w:r>
+        <w:rPr>
+          <w:rFonts w:ascii="Arial" w:hAnsi="Arial" w:cs="Arial"/>
+        </w:rPr>
+        <w:t xml:space="preserve"> method to get both the key and the value at once through tuple unpacking.</w:t>
+      </w:r>
+    </w:p>
+    <w:p>
+      <w:pPr>
+        <w:numPr>
+          <w:ilvl w:val="0"/>
+          <w:numId w:val="21"/>
+        </w:numPr>
+        <w:rPr>
+          <w:rFonts w:ascii="Arial" w:hAnsi="Arial" w:cs="Arial"/>
+        </w:rPr>
+      </w:pPr>
+      <w:r>
+        <w:rPr>
+          <w:rFonts w:ascii="Arial" w:hAnsi="Arial" w:cs="Arial"/>
+        </w:rPr>
+        <w:t xml:space="preserve">Iterating Over Values </w:t>
+      </w:r>
+      <w:proofErr w:type="gramStart"/>
+      <w:r>
+        <w:rPr>
+          <w:rFonts w:ascii="Arial" w:hAnsi="Arial" w:cs="Arial"/>
+        </w:rPr>
+        <w:t>Only</w:t>
+      </w:r>
+      <w:r>
+        <w:rPr>
+          <w:rFonts w:ascii="Arial" w:hAnsi="Arial" w:cs="Arial"/>
+        </w:rPr>
+        <w:t xml:space="preserve"> </w:t>
+      </w:r>
+      <w:r>
+        <w:rPr>
+          <w:rFonts w:ascii="Arial" w:hAnsi="Arial" w:cs="Arial"/>
+        </w:rPr>
+        <w:t>:</w:t>
+      </w:r>
+      <w:proofErr w:type="gramEnd"/>
+      <w:r>
+        <w:rPr>
+          <w:rFonts w:ascii="Arial" w:hAnsi="Arial" w:cs="Arial"/>
+        </w:rPr>
+        <w:t xml:space="preserve"> Use the </w:t>
+      </w:r>
+      <w:hyperlink r:id="rId11" w:tgtFrame="_blank" w:history="1">
+        <w:r>
+          <w:rPr>
+            <w:rStyle w:val="Hyperlink"/>
+            <w:rFonts w:ascii="Arial" w:hAnsi="Arial" w:cs="Arial"/>
+          </w:rPr>
+          <w:t>.values()</w:t>
+        </w:r>
+      </w:hyperlink>
+      <w:r>
+        <w:rPr>
+          <w:rFonts w:ascii="Arial" w:hAnsi="Arial" w:cs="Arial"/>
+        </w:rPr>
+        <w:t xml:space="preserve"> method if you do not need the keys.</w:t>
+      </w:r>
+    </w:p>
+    <w:p>
+      <w:pPr>
+        <w:numPr>
+          <w:ilvl w:val="0"/>
+          <w:numId w:val="21"/>
+        </w:numPr>
+        <w:tabs>
+          <w:tab w:val="num" w:pos="720"/>
+        </w:tabs>
+        <w:rPr>
+          <w:rFonts w:ascii="Arial" w:hAnsi="Arial" w:cs="Arial"/>
+        </w:rPr>
+      </w:pPr>
+      <w:r>
+        <w:rPr>
+          <w:rFonts w:ascii="Arial" w:hAnsi="Arial" w:cs="Arial"/>
+        </w:rPr>
+        <w:t xml:space="preserve">Iterating Over Keys </w:t>
+      </w:r>
+      <w:proofErr w:type="gramStart"/>
+      <w:r>
+        <w:rPr>
+          <w:rFonts w:ascii="Arial" w:hAnsi="Arial" w:cs="Arial"/>
+        </w:rPr>
+        <w:t>Explicitly</w:t>
+      </w:r>
+      <w:r>
+        <w:rPr>
+          <w:rFonts w:ascii="Arial" w:hAnsi="Arial" w:cs="Arial"/>
+          <w:b/>
+          <w:bCs/>
+        </w:rPr>
+        <w:t xml:space="preserve"> </w:t>
+      </w:r>
+      <w:r>
+        <w:rPr>
+          <w:rFonts w:ascii="Arial" w:hAnsi="Arial" w:cs="Arial"/>
+          <w:b/>
+          <w:bCs/>
+        </w:rPr>
+        <w:t>:</w:t>
+      </w:r>
+      <w:proofErr w:type="gramEnd"/>
+      <w:r>
+        <w:rPr>
+          <w:rFonts w:ascii="Arial" w:hAnsi="Arial" w:cs="Arial"/>
+        </w:rPr>
+        <w:t xml:space="preserve"> While </w:t>
+      </w:r>
+      <w:hyperlink r:id="rId12" w:tgtFrame="_blank" w:history="1">
+        <w:r>
+          <w:rPr>
+            <w:rStyle w:val="Hyperlink"/>
+            <w:rFonts w:ascii="Arial" w:hAnsi="Arial" w:cs="Arial"/>
+          </w:rPr>
+          <w:t>.keys()</w:t>
+        </w:r>
+      </w:hyperlink>
+      <w:r>
+        <w:rPr>
+          <w:rFonts w:ascii="Arial" w:hAnsi="Arial" w:cs="Arial"/>
+        </w:rPr>
+        <w:t xml:space="preserve"> is the same as direct iteration, it can make your intent clearer to others reading your code.</w:t>
+      </w:r>
+    </w:p>
+    <w:p>
+      <w:pPr>
+        <w:rPr>
+          <w:rFonts w:ascii="Arial" w:hAnsi="Arial" w:cs="Arial"/>
+        </w:rPr>
+      </w:pPr>
+      <w:r>
+        <w:rPr>
+          <w:rFonts w:ascii="Arial" w:hAnsi="Arial" w:cs="Arial"/>
+        </w:rPr>
+        <w:t xml:space="preserve">• Merging two lists into a dictionary using loops or </w:t>
+      </w:r>
+      <w:proofErr w:type="gramStart"/>
+      <w:r>
+        <w:rPr>
+          <w:rFonts w:ascii="Arial" w:hAnsi="Arial" w:cs="Arial"/>
+        </w:rPr>
+        <w:t>zip(</w:t>
+      </w:r>
+      <w:proofErr w:type="gramEnd"/>
+      <w:r>
+        <w:rPr>
+          <w:rFonts w:ascii="Arial" w:hAnsi="Arial" w:cs="Arial"/>
+        </w:rPr>
+        <w:t>).</w:t>
+      </w:r>
+    </w:p>
+    <w:p>
+      <w:pPr>
+        <w:pStyle w:val="ListParagraph"/>
+        <w:numPr>
+          <w:ilvl w:val="0"/>
+          <w:numId w:val="7"/>
+        </w:numPr>
+        <w:rPr>
+          <w:rFonts w:ascii="Arial" w:hAnsi="Arial" w:cs="Arial"/>
+        </w:rPr>
+      </w:pPr>
+      <w:r>
+        <w:rPr>
+          <w:rFonts w:ascii="Arial" w:hAnsi="Arial" w:cs="Arial"/>
+        </w:rPr>
+        <w:t xml:space="preserve">The most common ways to merge two lists into a dictionary in Python are using the built-in </w:t>
+      </w:r>
+      <w:proofErr w:type="gramStart"/>
+      <w:r>
+        <w:rPr>
+          <w:rFonts w:ascii="Arial" w:hAnsi="Arial" w:cs="Arial"/>
+        </w:rPr>
+        <w:t>zip(</w:t>
+      </w:r>
+      <w:proofErr w:type="gramEnd"/>
+      <w:r>
+        <w:rPr>
+          <w:rFonts w:ascii="Arial" w:hAnsi="Arial" w:cs="Arial"/>
+        </w:rPr>
+        <w:t>) function</w:t>
+      </w:r>
+      <w:r>
+        <w:rPr>
+          <w:rFonts w:ascii="Arial" w:hAnsi="Arial" w:cs="Arial"/>
+        </w:rPr>
+        <w:t xml:space="preserve"> </w:t>
+      </w:r>
+      <w:r>
+        <w:rPr>
+          <w:rFonts w:ascii="Arial" w:hAnsi="Arial" w:cs="Arial"/>
+        </w:rPr>
+        <w:t>or a for loop.</w:t>
+      </w:r>
+    </w:p>
+    <w:p>
+      <w:pPr>
+        <w:ind w:firstLine="720"/>
+        <w:rPr>
+          <w:rFonts w:ascii="Arial" w:hAnsi="Arial" w:cs="Arial"/>
+        </w:rPr>
+      </w:pPr>
+      <w:r>
+        <w:rPr>
+          <w:rFonts w:ascii="Arial" w:hAnsi="Arial" w:cs="Arial"/>
+        </w:rPr>
+        <w:t>1</w:t>
+      </w:r>
+      <w:r>
+        <w:rPr>
+          <w:rFonts w:ascii="Arial" w:hAnsi="Arial" w:cs="Arial"/>
+        </w:rPr>
+        <w:t xml:space="preserve"> - </w:t>
+      </w:r>
+      <w:r>
+        <w:rPr>
+          <w:rFonts w:ascii="Arial" w:hAnsi="Arial" w:cs="Arial"/>
+        </w:rPr>
+        <w:t xml:space="preserve">Using the </w:t>
+      </w:r>
+      <w:proofErr w:type="gramStart"/>
+      <w:r>
+        <w:rPr>
+          <w:rFonts w:ascii="Arial" w:hAnsi="Arial" w:cs="Arial"/>
+        </w:rPr>
+        <w:t>zip(</w:t>
+      </w:r>
+      <w:proofErr w:type="gramEnd"/>
+      <w:r>
+        <w:rPr>
+          <w:rFonts w:ascii="Arial" w:hAnsi="Arial" w:cs="Arial"/>
+        </w:rPr>
+        <w:t>) function</w:t>
+      </w:r>
+    </w:p>
+    <w:p>
+      <w:pPr>
+        <w:ind w:left="720"/>
+        <w:rPr>
+          <w:rFonts w:ascii="Arial" w:hAnsi="Arial" w:cs="Arial"/>
+        </w:rPr>
+      </w:pPr>
+      <w:r>
+        <w:rPr>
+          <w:rFonts w:ascii="Arial" w:hAnsi="Arial" w:cs="Arial"/>
+        </w:rPr>
+        <w:t xml:space="preserve">The </w:t>
+      </w:r>
+      <w:proofErr w:type="gramStart"/>
+      <w:r>
+        <w:rPr>
+          <w:rFonts w:ascii="Arial" w:hAnsi="Arial" w:cs="Arial"/>
+        </w:rPr>
+        <w:t>zip(</w:t>
+      </w:r>
+      <w:proofErr w:type="gramEnd"/>
+      <w:r>
+        <w:rPr>
+          <w:rFonts w:ascii="Arial" w:hAnsi="Arial" w:cs="Arial"/>
+        </w:rPr>
+        <w:t xml:space="preserve">) function is considered the standard and most concise way to perform this task. It pairs elements from two lists into tuples, which the </w:t>
+      </w:r>
+      <w:proofErr w:type="spellStart"/>
+      <w:proofErr w:type="gramStart"/>
+      <w:r>
+        <w:rPr>
+          <w:rFonts w:ascii="Arial" w:hAnsi="Arial" w:cs="Arial"/>
+        </w:rPr>
+        <w:t>dict</w:t>
+      </w:r>
+      <w:proofErr w:type="spellEnd"/>
+      <w:r>
+        <w:rPr>
+          <w:rFonts w:ascii="Arial" w:hAnsi="Arial" w:cs="Arial"/>
+        </w:rPr>
+        <w:t>(</w:t>
+      </w:r>
+      <w:proofErr w:type="gramEnd"/>
+      <w:r>
+        <w:rPr>
+          <w:rFonts w:ascii="Arial" w:hAnsi="Arial" w:cs="Arial"/>
+        </w:rPr>
+        <w:t>) constructor then converts into key-value pairs.</w:t>
+      </w:r>
+    </w:p>
+    <w:p>
+      <w:pPr>
+        <w:ind w:firstLine="720"/>
+        <w:rPr>
+          <w:rFonts w:ascii="Arial" w:hAnsi="Arial" w:cs="Arial"/>
+        </w:rPr>
+      </w:pPr>
+      <w:r>
+        <w:rPr>
+          <w:rFonts w:ascii="Arial" w:hAnsi="Arial" w:cs="Arial"/>
+        </w:rPr>
+        <w:t>2</w:t>
+      </w:r>
+      <w:r>
+        <w:rPr>
+          <w:rFonts w:ascii="Arial" w:hAnsi="Arial" w:cs="Arial"/>
+        </w:rPr>
+        <w:t xml:space="preserve"> - </w:t>
+      </w:r>
+      <w:r>
+        <w:rPr>
+          <w:rFonts w:ascii="Arial" w:hAnsi="Arial" w:cs="Arial"/>
+        </w:rPr>
+        <w:t>Using a for Loop</w:t>
+      </w:r>
+    </w:p>
+    <w:p>
+      <w:pPr>
+        <w:ind w:left="720"/>
+        <w:rPr>
+          <w:rFonts w:ascii="Arial" w:hAnsi="Arial" w:cs="Arial"/>
+        </w:rPr>
+      </w:pPr>
+      <w:r>
+        <w:rPr>
+          <w:rFonts w:ascii="Arial" w:hAnsi="Arial" w:cs="Arial"/>
+        </w:rPr>
+        <w:t>A manual loop provides more flexibility if you need to add custom logic or error handling while building the dictionary</w:t>
+      </w:r>
+    </w:p>
+    <w:p>
+      <w:pPr>
+        <w:rPr>
+          <w:rFonts w:ascii="Arial" w:hAnsi="Arial" w:cs="Arial"/>
+        </w:rPr>
+      </w:pPr>
+      <w:r>
+        <w:rPr>
+          <w:rFonts w:ascii="Arial" w:hAnsi="Arial" w:cs="Arial"/>
+        </w:rPr>
+        <w:t>• Counting occurrences of characters in a string using dictionaries.</w:t>
+      </w:r>
+    </w:p>
+    <w:p>
+      <w:pPr>
+        <w:pStyle w:val="ListParagraph"/>
+        <w:numPr>
+          <w:ilvl w:val="0"/>
+          <w:numId w:val="7"/>
+        </w:numPr>
+        <w:rPr>
+          <w:rFonts w:ascii="Arial" w:hAnsi="Arial" w:cs="Arial"/>
+        </w:rPr>
+      </w:pPr>
+      <w:r>
+        <w:rPr>
+          <w:rFonts w:ascii="Arial" w:hAnsi="Arial" w:cs="Arial"/>
+        </w:rPr>
+        <w:lastRenderedPageBreak/>
+        <w:t>Counting the occurrences of characters in a string using dictionaries is a common task in Python. You can achieve this using several methods, ranging from standard loops to specialized classes like Counter.</w:t>
+      </w:r>
+    </w:p>
+    <w:p>
+      <w:pPr>
+        <w:ind w:left="720"/>
+        <w:rPr>
+          <w:rFonts w:ascii="Arial" w:hAnsi="Arial" w:cs="Arial"/>
+        </w:rPr>
+      </w:pPr>
+      <w:r>
+        <w:rPr>
+          <w:rFonts w:ascii="Arial" w:hAnsi="Arial" w:cs="Arial"/>
+        </w:rPr>
+        <w:t>This is the most fundamental approach. You initialize an empty dictionary and iterate through the string. For each character, you check if it already exists as a key:</w:t>
+      </w:r>
+    </w:p>
+    <w:p>
+      <w:pPr>
+        <w:ind w:firstLine="720"/>
+        <w:rPr>
+          <w:rFonts w:ascii="Arial" w:hAnsi="Arial" w:cs="Arial"/>
+        </w:rPr>
+      </w:pPr>
+      <w:r>
+        <w:rPr>
+          <w:rFonts w:ascii="Arial" w:hAnsi="Arial" w:cs="Arial"/>
+        </w:rPr>
+        <w:t>If it exists, increment its value by 1.</w:t>
+      </w:r>
+    </w:p>
+    <w:p>
+      <w:pPr>
+        <w:ind w:firstLine="720"/>
+        <w:rPr>
+          <w:rFonts w:ascii="Arial" w:hAnsi="Arial" w:cs="Arial"/>
+        </w:rPr>
+      </w:pPr>
+      <w:r>
+        <w:rPr>
+          <w:rFonts w:ascii="Arial" w:hAnsi="Arial" w:cs="Arial"/>
+        </w:rPr>
+        <w:t>If it doesn't, add it with an initial value of 1</w:t>
+      </w:r>
+      <w:r>
+        <w:rPr>
+          <w:rFonts w:ascii="Arial" w:hAnsi="Arial" w:cs="Arial"/>
+        </w:rPr>
+        <w:t>.</w:t>
+      </w:r>
+    </w:p>
+    <w:p>
+      <w:pPr>
+        <w:rPr>
+          <w:rFonts w:ascii="Arial" w:hAnsi="Arial" w:cs="Arial"/>
+        </w:rPr>
+      </w:pPr>
+    </w:p>
+    <w:p>
+      <w:pPr>
+        <w:rPr>
+          <w:rFonts w:ascii="Arial" w:hAnsi="Arial" w:cs="Arial"/>
+          <w:sz w:val="28"/>
+          <w:szCs w:val="28"/>
+        </w:rPr>
+      </w:pPr>
+      <w:r>
+        <w:rPr>
+          <w:rFonts w:ascii="Arial" w:hAnsi="Arial" w:cs="Arial"/>
+          <w:sz w:val="28"/>
+          <w:szCs w:val="28"/>
+        </w:rPr>
+        <w:t>(</w:t>
+      </w:r>
+      <w:r>
+        <w:rPr>
+          <w:rFonts w:ascii="Arial" w:hAnsi="Arial" w:cs="Arial"/>
+          <w:sz w:val="28"/>
+          <w:szCs w:val="28"/>
+        </w:rPr>
+        <w:t>8</w:t>
+      </w:r>
+      <w:r>
+        <w:rPr>
+          <w:rFonts w:ascii="Arial" w:hAnsi="Arial" w:cs="Arial"/>
+          <w:sz w:val="28"/>
+          <w:szCs w:val="28"/>
+        </w:rPr>
+        <w:t xml:space="preserve">) </w:t>
+      </w:r>
+      <w:r>
+        <w:rPr>
+          <w:rFonts w:ascii="Arial" w:hAnsi="Arial" w:cs="Arial"/>
+          <w:sz w:val="28"/>
+          <w:szCs w:val="28"/>
+        </w:rPr>
+        <w:t>Functions</w:t>
+      </w:r>
+    </w:p>
+    <w:p>
+      <w:pPr>
+        <w:rPr>
+          <w:rFonts w:ascii="Arial" w:hAnsi="Arial" w:cs="Arial"/>
+        </w:rPr>
+      </w:pPr>
+      <w:r>
+        <w:rPr>
+          <w:rFonts w:ascii="Arial" w:hAnsi="Arial" w:cs="Arial"/>
+        </w:rPr>
+        <w:t>• Defining functions in Python.</w:t>
+      </w:r>
+    </w:p>
+    <w:p>
+      <w:pPr>
+        <w:pStyle w:val="ListParagraph"/>
+        <w:numPr>
+          <w:ilvl w:val="0"/>
+          <w:numId w:val="7"/>
+        </w:numPr>
+        <w:rPr>
+          <w:rFonts w:ascii="Arial" w:hAnsi="Arial" w:cs="Arial"/>
+        </w:rPr>
+      </w:pPr>
+      <w:r>
+        <w:rPr>
+          <w:rFonts w:ascii="Arial" w:hAnsi="Arial" w:cs="Arial"/>
+        </w:rPr>
+        <w:t>In Python, you define a function using the def keyword. Functions are reusable blocks of code that only execute when called, helping to organize programs and avoid repetition.</w:t>
+      </w:r>
+    </w:p>
+    <w:p>
+      <w:pPr>
+        <w:ind w:left="720"/>
+        <w:rPr>
+          <w:rFonts w:ascii="Arial" w:hAnsi="Arial" w:cs="Arial"/>
+        </w:rPr>
+      </w:pPr>
+      <w:r>
+        <w:rPr>
+          <w:rFonts w:ascii="Arial" w:hAnsi="Arial" w:cs="Arial"/>
+        </w:rPr>
+        <w:t>A standard function definition consists of the def keyword, a unique name, parentheses for optional parameters, and a colon. The code inside the function must be indented</w:t>
+      </w:r>
+    </w:p>
+    <w:p>
+      <w:pPr>
+        <w:ind w:firstLine="720"/>
+        <w:rPr>
+          <w:rFonts w:ascii="Arial" w:hAnsi="Arial" w:cs="Arial"/>
+        </w:rPr>
+      </w:pPr>
+      <w:r>
+        <w:rPr>
+          <w:rFonts w:ascii="Arial" w:hAnsi="Arial" w:cs="Arial"/>
+        </w:rPr>
+        <w:t>Example</w:t>
+      </w:r>
+    </w:p>
+    <w:p>
+      <w:pPr>
+        <w:ind w:firstLine="720"/>
+        <w:rPr>
+          <w:rFonts w:ascii="Arial" w:hAnsi="Arial" w:cs="Arial"/>
+        </w:rPr>
+      </w:pPr>
+      <w:r>
+        <w:rPr>
+          <w:rFonts w:ascii="Arial" w:hAnsi="Arial" w:cs="Arial"/>
+        </w:rPr>
+        <w:t xml:space="preserve">def </w:t>
+      </w:r>
+      <w:proofErr w:type="gramStart"/>
+      <w:r>
+        <w:rPr>
+          <w:rFonts w:ascii="Arial" w:hAnsi="Arial" w:cs="Arial"/>
+        </w:rPr>
+        <w:t>message(</w:t>
+      </w:r>
+      <w:proofErr w:type="gramEnd"/>
+      <w:r>
+        <w:rPr>
+          <w:rFonts w:ascii="Arial" w:hAnsi="Arial" w:cs="Arial"/>
+        </w:rPr>
+        <w:t>):</w:t>
+      </w:r>
+    </w:p>
+    <w:p>
+      <w:pPr>
+        <w:rPr>
+          <w:rFonts w:ascii="Arial" w:hAnsi="Arial" w:cs="Arial"/>
+        </w:rPr>
+      </w:pPr>
+      <w:r>
+        <w:rPr>
+          <w:rFonts w:ascii="Arial" w:hAnsi="Arial" w:cs="Arial"/>
+        </w:rPr>
+        <w:t xml:space="preserve">  </w:t>
+      </w:r>
+      <w:r>
+        <w:rPr>
+          <w:rFonts w:ascii="Arial" w:hAnsi="Arial" w:cs="Arial"/>
+        </w:rPr>
+        <w:tab/>
+      </w:r>
+      <w:r>
+        <w:rPr>
+          <w:rFonts w:ascii="Arial" w:hAnsi="Arial" w:cs="Arial"/>
+        </w:rPr>
+        <w:t xml:space="preserve">  </w:t>
+      </w:r>
+      <w:proofErr w:type="gramStart"/>
+      <w:r>
+        <w:rPr>
+          <w:rFonts w:ascii="Arial" w:hAnsi="Arial" w:cs="Arial"/>
+        </w:rPr>
+        <w:t>print(</w:t>
+      </w:r>
+      <w:proofErr w:type="gramEnd"/>
+      <w:r>
+        <w:rPr>
+          <w:rFonts w:ascii="Arial" w:hAnsi="Arial" w:cs="Arial"/>
+        </w:rPr>
+        <w:t>"Hello world")</w:t>
+      </w:r>
+    </w:p>
+    <w:p>
+      <w:pPr>
+        <w:ind w:firstLine="720"/>
+        <w:rPr>
+          <w:rFonts w:ascii="Arial" w:hAnsi="Arial" w:cs="Arial"/>
+        </w:rPr>
+      </w:pPr>
+      <w:proofErr w:type="gramStart"/>
+      <w:r>
+        <w:rPr>
+          <w:rFonts w:ascii="Arial" w:hAnsi="Arial" w:cs="Arial"/>
+        </w:rPr>
+        <w:t>message(</w:t>
+      </w:r>
+      <w:proofErr w:type="gramEnd"/>
+      <w:r>
+        <w:rPr>
+          <w:rFonts w:ascii="Arial" w:hAnsi="Arial" w:cs="Arial"/>
+        </w:rPr>
+        <w:t>)</w:t>
+      </w:r>
+    </w:p>
+    <w:p>
+      <w:pPr>
+        <w:ind w:firstLine="720"/>
+        <w:rPr>
+          <w:rFonts w:ascii="Arial" w:hAnsi="Arial" w:cs="Arial"/>
+        </w:rPr>
+      </w:pPr>
+      <w:r>
+        <w:rPr>
+          <w:rFonts w:ascii="Arial" w:hAnsi="Arial" w:cs="Arial"/>
+        </w:rPr>
+        <w:t>Output – Hello world</w:t>
+      </w:r>
+    </w:p>
+    <w:p>
+      <w:pPr>
+        <w:ind w:firstLine="720"/>
+        <w:rPr>
+          <w:rFonts w:ascii="Arial" w:hAnsi="Arial" w:cs="Arial"/>
+          <w:b/>
+          <w:bCs/>
+        </w:rPr>
+      </w:pPr>
+      <w:r>
+        <w:rPr>
+          <w:rFonts w:ascii="Arial" w:hAnsi="Arial" w:cs="Arial"/>
+          <w:b/>
+          <w:bCs/>
+        </w:rPr>
+        <w:t>Key Components</w:t>
+      </w:r>
+    </w:p>
+    <w:p>
+      <w:pPr>
+        <w:numPr>
+          <w:ilvl w:val="0"/>
+          <w:numId w:val="22"/>
+        </w:numPr>
+        <w:tabs>
+          <w:tab w:val="num" w:pos="720"/>
+        </w:tabs>
+        <w:rPr>
+          <w:rFonts w:ascii="Arial" w:hAnsi="Arial" w:cs="Arial"/>
+        </w:rPr>
+      </w:pPr>
+      <w:r>
+        <w:rPr>
+          <w:rFonts w:ascii="Arial" w:hAnsi="Arial" w:cs="Arial"/>
+        </w:rPr>
+        <w:t>def Keyword: Signals the start of the function definition.</w:t>
+      </w:r>
+    </w:p>
+    <w:p>
+      <w:pPr>
+        <w:numPr>
+          <w:ilvl w:val="0"/>
+          <w:numId w:val="22"/>
+        </w:numPr>
+        <w:tabs>
+          <w:tab w:val="num" w:pos="720"/>
+        </w:tabs>
+        <w:rPr>
+          <w:rFonts w:ascii="Arial" w:hAnsi="Arial" w:cs="Arial"/>
+        </w:rPr>
+      </w:pPr>
+      <w:r>
+        <w:rPr>
+          <w:rFonts w:ascii="Arial" w:hAnsi="Arial" w:cs="Arial"/>
+        </w:rPr>
+        <w:t xml:space="preserve">Function Name: Should be lowercase with underscores for readability (e.g., </w:t>
+      </w:r>
+      <w:proofErr w:type="spellStart"/>
+      <w:r>
+        <w:rPr>
+          <w:rFonts w:ascii="Arial" w:hAnsi="Arial" w:cs="Arial"/>
+        </w:rPr>
+        <w:t>my_function</w:t>
+      </w:r>
+      <w:proofErr w:type="spellEnd"/>
+      <w:r>
+        <w:rPr>
+          <w:rFonts w:ascii="Arial" w:hAnsi="Arial" w:cs="Arial"/>
+        </w:rPr>
+        <w:t>).</w:t>
+      </w:r>
+    </w:p>
+    <w:p>
+      <w:pPr>
+        <w:numPr>
+          <w:ilvl w:val="0"/>
+          <w:numId w:val="22"/>
+        </w:numPr>
+        <w:tabs>
+          <w:tab w:val="num" w:pos="720"/>
+        </w:tabs>
+        <w:rPr>
+          <w:rFonts w:ascii="Arial" w:hAnsi="Arial" w:cs="Arial"/>
+        </w:rPr>
+      </w:pPr>
+      <w:r>
+        <w:rPr>
+          <w:rFonts w:ascii="Arial" w:hAnsi="Arial" w:cs="Arial"/>
+        </w:rPr>
+        <w:t>Parameters: Placeholders inside the parentheses that receive data (arguments) when the function is called.</w:t>
+      </w:r>
+    </w:p>
+    <w:p>
+      <w:pPr>
+        <w:numPr>
+          <w:ilvl w:val="0"/>
+          <w:numId w:val="22"/>
+        </w:numPr>
+        <w:tabs>
+          <w:tab w:val="num" w:pos="720"/>
+        </w:tabs>
+        <w:rPr>
+          <w:rFonts w:ascii="Arial" w:hAnsi="Arial" w:cs="Arial"/>
+        </w:rPr>
+      </w:pPr>
+      <w:r>
+        <w:rPr>
+          <w:rFonts w:ascii="Arial" w:hAnsi="Arial" w:cs="Arial"/>
+        </w:rPr>
+        <w:t>Return Statement: Used to send a result back to the caller. If omitted, the function returns None by default.</w:t>
+      </w:r>
+    </w:p>
+    <w:p>
+      <w:pPr>
+        <w:numPr>
+          <w:ilvl w:val="0"/>
+          <w:numId w:val="22"/>
+        </w:numPr>
+        <w:rPr>
+          <w:rFonts w:ascii="Arial" w:hAnsi="Arial" w:cs="Arial"/>
+        </w:rPr>
+      </w:pPr>
+      <w:r>
+        <w:rPr>
+          <w:rFonts w:ascii="Arial" w:hAnsi="Arial" w:cs="Arial"/>
+        </w:rPr>
+        <w:t>Docstrings: An optional multiline string ("""...""") used to document what the function does.</w:t>
+      </w:r>
+    </w:p>
+    <w:p>
+      <w:pPr>
+        <w:rPr>
+          <w:rFonts w:ascii="Arial" w:hAnsi="Arial" w:cs="Arial"/>
+        </w:rPr>
+      </w:pPr>
+      <w:r>
+        <w:rPr>
+          <w:rFonts w:ascii="Arial" w:hAnsi="Arial" w:cs="Arial"/>
+        </w:rPr>
+        <w:t>• Different types of functions: with/without parameters, with/without return values.</w:t>
+      </w:r>
+    </w:p>
+    <w:p>
+      <w:pPr>
+        <w:pStyle w:val="ListParagraph"/>
+        <w:numPr>
+          <w:ilvl w:val="0"/>
+          <w:numId w:val="7"/>
+        </w:numPr>
+        <w:rPr>
+          <w:rFonts w:ascii="Arial" w:hAnsi="Arial" w:cs="Arial"/>
+        </w:rPr>
+      </w:pPr>
+      <w:r>
+        <w:rPr>
+          <w:rFonts w:ascii="Arial" w:hAnsi="Arial" w:cs="Arial"/>
+        </w:rPr>
+        <w:lastRenderedPageBreak/>
+        <w:t>In programming, functions are typically classified into four main categories based on how they handle input (parameters) and output (return values).</w:t>
+      </w:r>
+    </w:p>
+    <w:p>
+      <w:pPr>
+        <w:ind w:firstLine="720"/>
+        <w:rPr>
+          <w:rFonts w:ascii="Arial" w:hAnsi="Arial" w:cs="Arial"/>
+        </w:rPr>
+      </w:pPr>
+      <w:r>
+        <w:rPr>
+          <w:rFonts w:ascii="Arial" w:hAnsi="Arial" w:cs="Arial"/>
+        </w:rPr>
+        <w:t>1</w:t>
+      </w:r>
+      <w:r>
+        <w:rPr>
+          <w:rFonts w:ascii="Arial" w:hAnsi="Arial" w:cs="Arial"/>
+        </w:rPr>
+        <w:t xml:space="preserve"> - </w:t>
+      </w:r>
+      <w:r>
+        <w:rPr>
+          <w:rFonts w:ascii="Arial" w:hAnsi="Arial" w:cs="Arial"/>
+        </w:rPr>
+        <w:t>No Parameters and No Return Value</w:t>
+      </w:r>
+    </w:p>
+    <w:p>
+      <w:pPr>
+        <w:ind w:left="720"/>
+        <w:rPr>
+          <w:rFonts w:ascii="Arial" w:hAnsi="Arial" w:cs="Arial"/>
+        </w:rPr>
+      </w:pPr>
+      <w:r>
+        <w:rPr>
+          <w:rFonts w:ascii="Arial" w:hAnsi="Arial" w:cs="Arial"/>
+        </w:rPr>
+        <w:t>The function performs a specific task independently without requiring external data or sending a result back.</w:t>
+      </w:r>
+    </w:p>
+    <w:p>
+      <w:pPr>
+        <w:ind w:firstLine="720"/>
+        <w:rPr>
+          <w:rFonts w:ascii="Arial" w:hAnsi="Arial" w:cs="Arial"/>
+        </w:rPr>
+      </w:pPr>
+      <w:r>
+        <w:rPr>
+          <w:rFonts w:ascii="Arial" w:hAnsi="Arial" w:cs="Arial"/>
+        </w:rPr>
+        <w:t>2</w:t>
+      </w:r>
+      <w:r>
+        <w:rPr>
+          <w:rFonts w:ascii="Arial" w:hAnsi="Arial" w:cs="Arial"/>
+        </w:rPr>
+        <w:t xml:space="preserve"> - </w:t>
+      </w:r>
+      <w:r>
+        <w:rPr>
+          <w:rFonts w:ascii="Arial" w:hAnsi="Arial" w:cs="Arial"/>
+        </w:rPr>
+        <w:t>With Parameters and No Return Value</w:t>
+      </w:r>
+    </w:p>
+    <w:p>
+      <w:pPr>
+        <w:ind w:left="720"/>
+        <w:rPr>
+          <w:rFonts w:ascii="Arial" w:hAnsi="Arial" w:cs="Arial"/>
+        </w:rPr>
+      </w:pPr>
+      <w:r>
+        <w:rPr>
+          <w:rFonts w:ascii="Arial" w:hAnsi="Arial" w:cs="Arial"/>
+        </w:rPr>
+        <w:t>The calling function sends data (arguments) to the function to process, but the function does not send a value back. Communication is one-way</w:t>
+      </w:r>
+    </w:p>
+    <w:p>
+      <w:pPr>
+        <w:ind w:firstLine="720"/>
+        <w:rPr>
+          <w:rFonts w:ascii="Arial" w:hAnsi="Arial" w:cs="Arial"/>
+        </w:rPr>
+      </w:pPr>
+      <w:r>
+        <w:rPr>
+          <w:rFonts w:ascii="Arial" w:hAnsi="Arial" w:cs="Arial"/>
+        </w:rPr>
+        <w:t>3</w:t>
+      </w:r>
+      <w:r>
+        <w:rPr>
+          <w:rFonts w:ascii="Arial" w:hAnsi="Arial" w:cs="Arial"/>
+        </w:rPr>
+        <w:t xml:space="preserve"> - </w:t>
+      </w:r>
+      <w:r>
+        <w:rPr>
+          <w:rFonts w:ascii="Arial" w:hAnsi="Arial" w:cs="Arial"/>
+        </w:rPr>
+        <w:t>No Parameters and With a Return Value</w:t>
+      </w:r>
+    </w:p>
+    <w:p>
+      <w:pPr>
+        <w:ind w:firstLine="720"/>
+        <w:rPr>
+          <w:rFonts w:ascii="Arial" w:hAnsi="Arial" w:cs="Arial"/>
+        </w:rPr>
+      </w:pPr>
+      <w:r>
+        <w:rPr>
+          <w:rFonts w:ascii="Arial" w:hAnsi="Arial" w:cs="Arial"/>
+        </w:rPr>
+        <w:t>The function takes no input but generates and returns a result to the caller.</w:t>
+      </w:r>
+    </w:p>
+    <w:p>
+      <w:pPr>
+        <w:ind w:firstLine="720"/>
+        <w:rPr>
+          <w:rFonts w:ascii="Arial" w:hAnsi="Arial" w:cs="Arial"/>
+        </w:rPr>
+      </w:pPr>
+      <w:r>
+        <w:rPr>
+          <w:rFonts w:ascii="Arial" w:hAnsi="Arial" w:cs="Arial"/>
+        </w:rPr>
+        <w:t>4</w:t>
+      </w:r>
+      <w:r>
+        <w:rPr>
+          <w:rFonts w:ascii="Arial" w:hAnsi="Arial" w:cs="Arial"/>
+        </w:rPr>
+        <w:t xml:space="preserve"> - </w:t>
+      </w:r>
+      <w:r>
+        <w:rPr>
+          <w:rFonts w:ascii="Arial" w:hAnsi="Arial" w:cs="Arial"/>
+        </w:rPr>
+        <w:t>With Parameters and With a Return Value</w:t>
+      </w:r>
+    </w:p>
+    <w:p>
+      <w:pPr>
+        <w:ind w:left="720"/>
+        <w:rPr>
+          <w:rFonts w:ascii="Arial" w:hAnsi="Arial" w:cs="Arial"/>
+        </w:rPr>
+      </w:pPr>
+      <w:r>
+        <w:rPr>
+          <w:rFonts w:ascii="Arial" w:hAnsi="Arial" w:cs="Arial"/>
+        </w:rPr>
+        <w:t>This is the most common type where the function receives data, processes it, and returns the result back to the caller</w:t>
+      </w:r>
+      <w:r>
+        <w:rPr>
+          <w:rFonts w:ascii="Arial" w:hAnsi="Arial" w:cs="Arial"/>
+        </w:rPr>
+        <w:t>.</w:t>
+      </w:r>
+    </w:p>
+    <w:p>
+      <w:pPr>
+        <w:rPr>
+          <w:rFonts w:ascii="Arial" w:hAnsi="Arial" w:cs="Arial"/>
+        </w:rPr>
+      </w:pPr>
+      <w:r>
+        <w:rPr>
+          <w:rFonts w:ascii="Arial" w:hAnsi="Arial" w:cs="Arial"/>
+        </w:rPr>
+        <w:t>• Anonymous functions (lambda functions).</w:t>
+      </w:r>
+    </w:p>
+    <w:p>
+      <w:pPr>
+        <w:pStyle w:val="ListParagraph"/>
+        <w:numPr>
+          <w:ilvl w:val="0"/>
+          <w:numId w:val="7"/>
+        </w:numPr>
+        <w:rPr>
+          <w:rFonts w:ascii="Arial" w:hAnsi="Arial" w:cs="Arial"/>
+        </w:rPr>
+      </w:pPr>
+      <w:r>
+        <w:rPr>
+          <w:rFonts w:ascii="Arial" w:hAnsi="Arial" w:cs="Arial"/>
+        </w:rPr>
+        <w:t xml:space="preserve">Anonymous functions, commonly known as </w:t>
+      </w:r>
+      <w:r>
+        <w:rPr>
+          <w:rFonts w:ascii="Arial" w:hAnsi="Arial" w:cs="Arial"/>
+          <w:b/>
+          <w:bCs/>
+        </w:rPr>
+        <w:t>lambda functions</w:t>
+      </w:r>
+      <w:r>
+        <w:rPr>
+          <w:rFonts w:ascii="Arial" w:hAnsi="Arial" w:cs="Arial"/>
+        </w:rPr>
+        <w:t>, are functions defined without a specific name. They are typically used for short-lived, "throwaway" logic that only needs to be used once in a program, often as arguments to other functions.</w:t>
+      </w:r>
+    </w:p>
+    <w:p>
+      <w:pPr>
+        <w:ind w:left="720"/>
+        <w:rPr>
+          <w:rFonts w:ascii="Arial" w:hAnsi="Arial" w:cs="Arial"/>
+        </w:rPr>
+      </w:pPr>
+      <w:r>
+        <w:rPr>
+          <w:rFonts w:ascii="Arial" w:hAnsi="Arial" w:cs="Arial"/>
+        </w:rPr>
+        <w:t>Lambda functions are most effective when used with higher-order functions that take other functions as arguments:</w:t>
+      </w:r>
+    </w:p>
+    <w:p>
+      <w:pPr>
+        <w:numPr>
+          <w:ilvl w:val="0"/>
+          <w:numId w:val="24"/>
+        </w:numPr>
+        <w:tabs>
+          <w:tab w:val="num" w:pos="720"/>
+        </w:tabs>
+        <w:rPr>
+          <w:rFonts w:ascii="Arial" w:hAnsi="Arial" w:cs="Arial"/>
+        </w:rPr>
+      </w:pPr>
+      <w:r>
+        <w:rPr>
+          <w:rFonts w:ascii="Arial" w:hAnsi="Arial" w:cs="Arial"/>
+        </w:rPr>
+        <w:t xml:space="preserve">Sorting: Providing a custom key for sorting operations (e.g., </w:t>
+      </w:r>
+      <w:proofErr w:type="gramStart"/>
+      <w:r>
+        <w:rPr>
+          <w:rFonts w:ascii="Arial" w:hAnsi="Arial" w:cs="Arial"/>
+        </w:rPr>
+        <w:t>sorted(</w:t>
+      </w:r>
+      <w:proofErr w:type="gramEnd"/>
+      <w:r>
+        <w:rPr>
+          <w:rFonts w:ascii="Arial" w:hAnsi="Arial" w:cs="Arial"/>
+        </w:rPr>
+        <w:t xml:space="preserve">list, key=lambda x: </w:t>
+      </w:r>
+      <w:proofErr w:type="gramStart"/>
+      <w:r>
+        <w:rPr>
+          <w:rFonts w:ascii="Arial" w:hAnsi="Arial" w:cs="Arial"/>
+        </w:rPr>
+        <w:t>x[</w:t>
+      </w:r>
+      <w:proofErr w:type="gramEnd"/>
+      <w:r>
+        <w:rPr>
+          <w:rFonts w:ascii="Arial" w:hAnsi="Arial" w:cs="Arial"/>
+        </w:rPr>
+        <w:t>1])).</w:t>
+      </w:r>
+    </w:p>
+    <w:p>
+      <w:pPr>
+        <w:numPr>
+          <w:ilvl w:val="0"/>
+          <w:numId w:val="24"/>
+        </w:numPr>
+        <w:tabs>
+          <w:tab w:val="num" w:pos="720"/>
+        </w:tabs>
+        <w:rPr>
+          <w:rFonts w:ascii="Arial" w:hAnsi="Arial" w:cs="Arial"/>
+        </w:rPr>
+      </w:pPr>
+      <w:r>
+        <w:rPr>
+          <w:rFonts w:ascii="Arial" w:hAnsi="Arial" w:cs="Arial"/>
+        </w:rPr>
+        <w:t>Filtering: Selecting specific items from a collection based on a condition.</w:t>
+      </w:r>
+    </w:p>
+    <w:p>
+      <w:pPr>
+        <w:numPr>
+          <w:ilvl w:val="0"/>
+          <w:numId w:val="24"/>
+        </w:numPr>
+        <w:tabs>
+          <w:tab w:val="num" w:pos="720"/>
+        </w:tabs>
+        <w:rPr>
+          <w:rFonts w:ascii="Arial" w:hAnsi="Arial" w:cs="Arial"/>
+        </w:rPr>
+      </w:pPr>
+      <w:r>
+        <w:rPr>
+          <w:rFonts w:ascii="Arial" w:hAnsi="Arial" w:cs="Arial"/>
+        </w:rPr>
+        <w:t>Mapping: Applying a transformation to every item in a list or dataset.</w:t>
+      </w:r>
+    </w:p>
+    <w:p>
+      <w:pPr>
+        <w:numPr>
+          <w:ilvl w:val="0"/>
+          <w:numId w:val="24"/>
+        </w:numPr>
+        <w:rPr>
+          <w:rFonts w:ascii="Arial" w:hAnsi="Arial" w:cs="Arial"/>
+        </w:rPr>
+      </w:pPr>
+      <w:r>
+        <w:rPr>
+          <w:rFonts w:ascii="Arial" w:hAnsi="Arial" w:cs="Arial"/>
+        </w:rPr>
+        <w:t>Event Handling: Defining quick logic for UI elements like buttons or clicks.</w:t>
+      </w:r>
+    </w:p>
+    <w:p/>
+    <w:p>
+      <w:pPr>
+        <w:rPr>
+          <w:rFonts w:ascii="Arial" w:hAnsi="Arial" w:cs="Arial"/>
+          <w:sz w:val="28"/>
+          <w:szCs w:val="28"/>
+        </w:rPr>
+      </w:pPr>
+      <w:r>
+        <w:rPr>
+          <w:rFonts w:ascii="Arial" w:hAnsi="Arial" w:cs="Arial"/>
+          <w:sz w:val="28"/>
+          <w:szCs w:val="28"/>
+        </w:rPr>
+        <w:t>(</w:t>
+      </w:r>
+      <w:r>
+        <w:rPr>
+          <w:rFonts w:ascii="Arial" w:hAnsi="Arial" w:cs="Arial"/>
+          <w:sz w:val="28"/>
+          <w:szCs w:val="28"/>
+        </w:rPr>
+        <w:t>9</w:t>
+      </w:r>
+      <w:r>
+        <w:rPr>
+          <w:rFonts w:ascii="Arial" w:hAnsi="Arial" w:cs="Arial"/>
+          <w:sz w:val="28"/>
+          <w:szCs w:val="28"/>
+        </w:rPr>
+        <w:t xml:space="preserve">) </w:t>
+      </w:r>
+      <w:r>
+        <w:rPr>
+          <w:rFonts w:ascii="Arial" w:hAnsi="Arial" w:cs="Arial"/>
+          <w:sz w:val="28"/>
+          <w:szCs w:val="28"/>
+        </w:rPr>
+        <w:t>Modules</w:t>
+      </w:r>
+    </w:p>
+    <w:p>
+      <w:pPr>
+        <w:rPr>
+          <w:rFonts w:ascii="Arial" w:hAnsi="Arial" w:cs="Arial"/>
+        </w:rPr>
+      </w:pPr>
+      <w:r>
+        <w:rPr>
+          <w:rFonts w:ascii="Arial" w:hAnsi="Arial" w:cs="Arial"/>
+        </w:rPr>
+        <w:t>• Introduction to Python modules and importing modules.</w:t>
+      </w:r>
+    </w:p>
+    <w:p>
+      <w:pPr>
+        <w:pStyle w:val="ListParagraph"/>
+        <w:numPr>
+          <w:ilvl w:val="0"/>
+          <w:numId w:val="7"/>
+        </w:numPr>
+        <w:rPr>
+          <w:rFonts w:ascii="Arial" w:hAnsi="Arial" w:cs="Arial"/>
+        </w:rPr>
+      </w:pPr>
+      <w:r>
+        <w:rPr>
+          <w:rFonts w:ascii="Arial" w:hAnsi="Arial" w:cs="Arial"/>
+        </w:rPr>
+        <w:t>In Python, a module is simply a file with a .</w:t>
+      </w:r>
+      <w:proofErr w:type="spellStart"/>
+      <w:r>
+        <w:rPr>
+          <w:rFonts w:ascii="Arial" w:hAnsi="Arial" w:cs="Arial"/>
+        </w:rPr>
+        <w:t>py</w:t>
+      </w:r>
+      <w:proofErr w:type="spellEnd"/>
+      <w:r>
+        <w:rPr>
+          <w:rFonts w:ascii="Arial" w:hAnsi="Arial" w:cs="Arial"/>
+        </w:rPr>
+        <w:t xml:space="preserve"> extension that contains code—such as functions, classes, and variables—that you can reuse in other scripts. Modules help organize large programs into smaller, manageable, and logically grouped parts</w:t>
+      </w:r>
+      <w:r>
+        <w:rPr>
+          <w:rFonts w:ascii="Arial" w:hAnsi="Arial" w:cs="Arial"/>
+        </w:rPr>
+        <w:t>.</w:t>
+      </w:r>
+    </w:p>
+    <w:p>
+      <w:pPr>
+        <w:ind w:firstLine="720"/>
+        <w:rPr>
+          <w:rFonts w:ascii="Arial" w:hAnsi="Arial" w:cs="Arial"/>
+          <w:b/>
+          <w:bCs/>
+        </w:rPr>
+      </w:pPr>
+      <w:r>
+        <w:rPr>
+          <w:rFonts w:ascii="Arial" w:hAnsi="Arial" w:cs="Arial"/>
+          <w:b/>
+          <w:bCs/>
+        </w:rPr>
+        <w:t>Types of Modules</w:t>
+      </w:r>
+    </w:p>
+    <w:p>
+      <w:pPr>
+        <w:numPr>
+          <w:ilvl w:val="0"/>
+          <w:numId w:val="25"/>
+        </w:numPr>
+        <w:tabs>
+          <w:tab w:val="num" w:pos="720"/>
+        </w:tabs>
+        <w:rPr>
+          <w:rFonts w:ascii="Arial" w:hAnsi="Arial" w:cs="Arial"/>
+        </w:rPr>
+      </w:pPr>
+      <w:r>
+        <w:rPr>
+          <w:rFonts w:ascii="Arial" w:hAnsi="Arial" w:cs="Arial"/>
+        </w:rPr>
+        <w:lastRenderedPageBreak/>
+        <w:t xml:space="preserve">Built-in Modules: Pre-installed modules bundled with the </w:t>
+      </w:r>
+      <w:hyperlink r:id="rId13" w:tgtFrame="_blank" w:history="1">
+        <w:r>
+          <w:rPr>
+            <w:rStyle w:val="Hyperlink"/>
+            <w:rFonts w:ascii="Arial" w:hAnsi="Arial" w:cs="Arial"/>
+          </w:rPr>
+          <w:t>Python Standard Library</w:t>
+        </w:r>
+      </w:hyperlink>
+      <w:r>
+        <w:rPr>
+          <w:rFonts w:ascii="Arial" w:hAnsi="Arial" w:cs="Arial"/>
+        </w:rPr>
+        <w:t xml:space="preserve">, such as math, </w:t>
+      </w:r>
+      <w:proofErr w:type="spellStart"/>
+      <w:r>
+        <w:rPr>
+          <w:rFonts w:ascii="Arial" w:hAnsi="Arial" w:cs="Arial"/>
+        </w:rPr>
+        <w:t>os</w:t>
+      </w:r>
+      <w:proofErr w:type="spellEnd"/>
+      <w:r>
+        <w:rPr>
+          <w:rFonts w:ascii="Arial" w:hAnsi="Arial" w:cs="Arial"/>
+        </w:rPr>
+        <w:t>, and random.</w:t>
+      </w:r>
+    </w:p>
+    <w:p>
+      <w:pPr>
+        <w:numPr>
+          <w:ilvl w:val="0"/>
+          <w:numId w:val="25"/>
+        </w:numPr>
+        <w:tabs>
+          <w:tab w:val="num" w:pos="720"/>
+        </w:tabs>
+        <w:rPr>
+          <w:rFonts w:ascii="Arial" w:hAnsi="Arial" w:cs="Arial"/>
+        </w:rPr>
+      </w:pPr>
+      <w:r>
+        <w:rPr>
+          <w:rFonts w:ascii="Arial" w:hAnsi="Arial" w:cs="Arial"/>
+        </w:rPr>
+        <w:t>User-Defined Modules: Files you create yourself to store your own reusable code.</w:t>
+      </w:r>
+    </w:p>
+    <w:p>
+      <w:pPr>
+        <w:numPr>
+          <w:ilvl w:val="0"/>
+          <w:numId w:val="25"/>
+        </w:numPr>
+        <w:rPr>
+          <w:rFonts w:ascii="Arial" w:hAnsi="Arial" w:cs="Arial"/>
+        </w:rPr>
+      </w:pPr>
+      <w:r>
+        <w:rPr>
+          <w:rFonts w:ascii="Arial" w:hAnsi="Arial" w:cs="Arial"/>
+        </w:rPr>
+        <w:t>External (Third-Party) Modules: Developed by the community and installed using package managers like pip</w:t>
+      </w:r>
+    </w:p>
+    <w:p>
+      <w:pPr>
+        <w:rPr>
+          <w:rFonts w:ascii="Arial" w:hAnsi="Arial" w:cs="Arial"/>
+        </w:rPr>
+      </w:pPr>
+      <w:r>
+        <w:rPr>
+          <w:rFonts w:ascii="Arial" w:hAnsi="Arial" w:cs="Arial"/>
+        </w:rPr>
+        <w:t>• Standard library modules: math, random.</w:t>
+      </w:r>
+    </w:p>
+    <w:p>
+      <w:pPr>
+        <w:pStyle w:val="ListParagraph"/>
+        <w:numPr>
+          <w:ilvl w:val="0"/>
+          <w:numId w:val="7"/>
+        </w:numPr>
+        <w:rPr>
+          <w:rFonts w:ascii="Arial" w:hAnsi="Arial" w:cs="Arial"/>
+        </w:rPr>
+      </w:pPr>
+      <w:r>
+        <w:rPr>
+          <w:rFonts w:ascii="Arial" w:hAnsi="Arial" w:cs="Arial"/>
+        </w:rPr>
+        <w:t xml:space="preserve">The Python math and random modules are standard library components for mathematical calculations and pseudo-random number generation, respectively. math provides functions like </w:t>
+      </w:r>
+      <w:proofErr w:type="gramStart"/>
+      <w:r>
+        <w:rPr>
+          <w:rFonts w:ascii="Arial" w:hAnsi="Arial" w:cs="Arial"/>
+        </w:rPr>
+        <w:t>sqrt(</w:t>
+      </w:r>
+      <w:proofErr w:type="gramEnd"/>
+      <w:r>
+        <w:rPr>
+          <w:rFonts w:ascii="Arial" w:hAnsi="Arial" w:cs="Arial"/>
+        </w:rPr>
+        <w:t xml:space="preserve">), </w:t>
+      </w:r>
+      <w:proofErr w:type="gramStart"/>
+      <w:r>
+        <w:rPr>
+          <w:rFonts w:ascii="Arial" w:hAnsi="Arial" w:cs="Arial"/>
+        </w:rPr>
+        <w:t>ceil(</w:t>
+      </w:r>
+      <w:proofErr w:type="gramEnd"/>
+      <w:r>
+        <w:rPr>
+          <w:rFonts w:ascii="Arial" w:hAnsi="Arial" w:cs="Arial"/>
+        </w:rPr>
+        <w:t xml:space="preserve">), </w:t>
+      </w:r>
+      <w:proofErr w:type="gramStart"/>
+      <w:r>
+        <w:rPr>
+          <w:rFonts w:ascii="Arial" w:hAnsi="Arial" w:cs="Arial"/>
+        </w:rPr>
+        <w:t>floor(</w:t>
+      </w:r>
+      <w:proofErr w:type="gramEnd"/>
+      <w:r>
+        <w:rPr>
+          <w:rFonts w:ascii="Arial" w:hAnsi="Arial" w:cs="Arial"/>
+        </w:rPr>
+        <w:t xml:space="preserve">), </w:t>
+      </w:r>
+      <w:proofErr w:type="gramStart"/>
+      <w:r>
+        <w:rPr>
+          <w:rFonts w:ascii="Arial" w:hAnsi="Arial" w:cs="Arial"/>
+        </w:rPr>
+        <w:t>pow(</w:t>
+      </w:r>
+      <w:proofErr w:type="gramEnd"/>
+      <w:r>
+        <w:rPr>
+          <w:rFonts w:ascii="Arial" w:hAnsi="Arial" w:cs="Arial"/>
+        </w:rPr>
+        <w:t xml:space="preserve">), and constants like (pi). The random module (detailed at </w:t>
+      </w:r>
+      <w:hyperlink r:id="rId14" w:tgtFrame="_blank" w:history="1">
+        <w:r>
+          <w:rPr>
+            <w:rStyle w:val="Hyperlink"/>
+            <w:rFonts w:ascii="Arial" w:hAnsi="Arial" w:cs="Arial"/>
+          </w:rPr>
+          <w:t>Python documentation</w:t>
+        </w:r>
+      </w:hyperlink>
+      <w:r>
+        <w:rPr>
+          <w:rFonts w:ascii="Arial" w:hAnsi="Arial" w:cs="Arial"/>
+        </w:rPr>
+        <w:t xml:space="preserve">) enables random selections, shuffles, and distributions like </w:t>
+      </w:r>
+      <w:proofErr w:type="spellStart"/>
+      <w:proofErr w:type="gramStart"/>
+      <w:r>
+        <w:rPr>
+          <w:rFonts w:ascii="Arial" w:hAnsi="Arial" w:cs="Arial"/>
+        </w:rPr>
+        <w:t>randint</w:t>
+      </w:r>
+      <w:proofErr w:type="spellEnd"/>
+      <w:r>
+        <w:rPr>
+          <w:rFonts w:ascii="Arial" w:hAnsi="Arial" w:cs="Arial"/>
+        </w:rPr>
+        <w:t>(</w:t>
+      </w:r>
+      <w:proofErr w:type="gramEnd"/>
+      <w:r>
+        <w:rPr>
+          <w:rFonts w:ascii="Arial" w:hAnsi="Arial" w:cs="Arial"/>
+        </w:rPr>
+        <w:t>a, b).</w:t>
+      </w:r>
+    </w:p>
+    <w:p>
+      <w:pPr>
+        <w:ind w:firstLine="720"/>
+        <w:rPr>
+          <w:rFonts w:ascii="Arial" w:hAnsi="Arial" w:cs="Arial"/>
+        </w:rPr>
+      </w:pPr>
+      <w:r>
+        <w:rPr>
+          <w:rFonts w:ascii="Arial" w:hAnsi="Arial" w:cs="Arial"/>
+          <w:b/>
+          <w:bCs/>
+        </w:rPr>
+        <w:t>Key Aspects of the math Module:</w:t>
+      </w:r>
+    </w:p>
+    <w:p>
+      <w:pPr>
+        <w:numPr>
+          <w:ilvl w:val="0"/>
+          <w:numId w:val="26"/>
+        </w:numPr>
+        <w:tabs>
+          <w:tab w:val="num" w:pos="720"/>
+        </w:tabs>
+        <w:rPr>
+          <w:rFonts w:ascii="Arial" w:hAnsi="Arial" w:cs="Arial"/>
+        </w:rPr>
+      </w:pPr>
+      <w:r>
+        <w:rPr>
+          <w:rFonts w:ascii="Arial" w:hAnsi="Arial" w:cs="Arial"/>
+        </w:rPr>
+        <w:t>Mathematical Operations</w:t>
+      </w:r>
+      <w:r>
+        <w:rPr>
+          <w:rFonts w:ascii="Arial" w:hAnsi="Arial" w:cs="Arial"/>
+          <w:b/>
+          <w:bCs/>
+        </w:rPr>
+        <w:t>:</w:t>
+      </w:r>
+      <w:r>
+        <w:rPr>
+          <w:rFonts w:ascii="Arial" w:hAnsi="Arial" w:cs="Arial"/>
+        </w:rPr>
+        <w:t xml:space="preserve"> Provides access to C-standard mathematical functions, primarily for floating-point numbers.</w:t>
+      </w:r>
+    </w:p>
+    <w:p>
+      <w:pPr>
+        <w:numPr>
+          <w:ilvl w:val="0"/>
+          <w:numId w:val="26"/>
+        </w:numPr>
+        <w:tabs>
+          <w:tab w:val="num" w:pos="720"/>
+        </w:tabs>
+        <w:rPr>
+          <w:rFonts w:ascii="Arial" w:hAnsi="Arial" w:cs="Arial"/>
+        </w:rPr>
+      </w:pPr>
+      <w:r>
+        <w:rPr>
+          <w:rFonts w:ascii="Arial" w:hAnsi="Arial" w:cs="Arial"/>
+        </w:rPr>
+        <w:t xml:space="preserve">Constants: Includes </w:t>
+      </w:r>
+      <w:proofErr w:type="spellStart"/>
+      <w:r>
+        <w:rPr>
+          <w:rFonts w:ascii="Arial" w:hAnsi="Arial" w:cs="Arial"/>
+        </w:rPr>
+        <w:t>math.pi</w:t>
+      </w:r>
+      <w:proofErr w:type="spellEnd"/>
+      <w:r>
+        <w:rPr>
+          <w:rFonts w:ascii="Arial" w:hAnsi="Arial" w:cs="Arial"/>
+        </w:rPr>
+        <w:t xml:space="preserve"> and </w:t>
+      </w:r>
+      <w:proofErr w:type="spellStart"/>
+      <w:r>
+        <w:rPr>
+          <w:rFonts w:ascii="Arial" w:hAnsi="Arial" w:cs="Arial"/>
+        </w:rPr>
+        <w:t>math.e</w:t>
+      </w:r>
+      <w:proofErr w:type="spellEnd"/>
+      <w:r>
+        <w:rPr>
+          <w:rFonts w:ascii="Arial" w:hAnsi="Arial" w:cs="Arial"/>
+        </w:rPr>
+        <w:t>.</w:t>
+      </w:r>
+    </w:p>
+    <w:p>
+      <w:pPr>
+        <w:numPr>
+          <w:ilvl w:val="0"/>
+          <w:numId w:val="26"/>
+        </w:numPr>
+        <w:tabs>
+          <w:tab w:val="num" w:pos="720"/>
+        </w:tabs>
+        <w:rPr>
+          <w:rFonts w:ascii="Arial" w:hAnsi="Arial" w:cs="Arial"/>
+        </w:rPr>
+      </w:pPr>
+      <w:r>
+        <w:rPr>
+          <w:rFonts w:ascii="Arial" w:hAnsi="Arial" w:cs="Arial"/>
+        </w:rPr>
+        <w:t>Functions: Includes trigonometric functions (sin, cos), logarithmic functions (log), and power/root functions (pow, sqrt).</w:t>
+      </w:r>
+    </w:p>
+    <w:p>
+      <w:pPr>
+        <w:ind w:firstLine="720"/>
+        <w:rPr>
+          <w:rFonts w:ascii="Arial" w:hAnsi="Arial" w:cs="Arial"/>
+        </w:rPr>
+      </w:pPr>
+      <w:r>
+        <w:rPr>
+          <w:rFonts w:ascii="Arial" w:hAnsi="Arial" w:cs="Arial"/>
+          <w:b/>
+          <w:bCs/>
+        </w:rPr>
+        <w:t>Key Aspects of the random Module:</w:t>
+      </w:r>
+    </w:p>
+    <w:p>
+      <w:pPr>
+        <w:numPr>
+          <w:ilvl w:val="0"/>
+          <w:numId w:val="27"/>
+        </w:numPr>
+        <w:tabs>
+          <w:tab w:val="num" w:pos="720"/>
+        </w:tabs>
+        <w:rPr>
+          <w:rFonts w:ascii="Arial" w:hAnsi="Arial" w:cs="Arial"/>
+        </w:rPr>
+      </w:pPr>
+      <w:r>
+        <w:rPr>
+          <w:rFonts w:ascii="Arial" w:hAnsi="Arial" w:cs="Arial"/>
+        </w:rPr>
+        <w:t xml:space="preserve">Core Functions: Includes </w:t>
+      </w:r>
+      <w:proofErr w:type="spellStart"/>
+      <w:proofErr w:type="gramStart"/>
+      <w:r>
+        <w:rPr>
+          <w:rFonts w:ascii="Arial" w:hAnsi="Arial" w:cs="Arial"/>
+        </w:rPr>
+        <w:t>random.random</w:t>
+      </w:r>
+      <w:proofErr w:type="spellEnd"/>
+      <w:proofErr w:type="gramEnd"/>
+      <w:r>
+        <w:rPr>
+          <w:rFonts w:ascii="Arial" w:hAnsi="Arial" w:cs="Arial"/>
+        </w:rPr>
+        <w:t xml:space="preserve">() for a float in (0.0, 1.0), and </w:t>
+      </w:r>
+      <w:proofErr w:type="spellStart"/>
+      <w:proofErr w:type="gramStart"/>
+      <w:r>
+        <w:rPr>
+          <w:rFonts w:ascii="Arial" w:hAnsi="Arial" w:cs="Arial"/>
+        </w:rPr>
+        <w:t>random.randint</w:t>
+      </w:r>
+      <w:proofErr w:type="spellEnd"/>
+      <w:proofErr w:type="gramEnd"/>
+      <w:r>
+        <w:rPr>
+          <w:rFonts w:ascii="Arial" w:hAnsi="Arial" w:cs="Arial"/>
+        </w:rPr>
+        <w:t xml:space="preserve">(a, b) </w:t>
+      </w:r>
+    </w:p>
+    <w:p>
+      <w:pPr>
+        <w:numPr>
+          <w:ilvl w:val="0"/>
+          <w:numId w:val="27"/>
+        </w:numPr>
+        <w:tabs>
+          <w:tab w:val="num" w:pos="720"/>
+        </w:tabs>
+        <w:rPr>
+          <w:rFonts w:ascii="Arial" w:hAnsi="Arial" w:cs="Arial"/>
+        </w:rPr>
+      </w:pPr>
+      <w:r>
+        <w:rPr>
+          <w:rFonts w:ascii="Arial" w:hAnsi="Arial" w:cs="Arial"/>
+        </w:rPr>
+        <w:t xml:space="preserve">Sequence Operations: </w:t>
+      </w:r>
+      <w:proofErr w:type="spellStart"/>
+      <w:proofErr w:type="gramStart"/>
+      <w:r>
+        <w:rPr>
+          <w:rFonts w:ascii="Arial" w:hAnsi="Arial" w:cs="Arial"/>
+        </w:rPr>
+        <w:t>random.choice</w:t>
+      </w:r>
+      <w:proofErr w:type="spellEnd"/>
+      <w:proofErr w:type="gramEnd"/>
+      <w:r>
+        <w:rPr>
+          <w:rFonts w:ascii="Arial" w:hAnsi="Arial" w:cs="Arial"/>
+        </w:rPr>
+        <w:t>(</w:t>
+      </w:r>
+      <w:proofErr w:type="spellStart"/>
+      <w:r>
+        <w:rPr>
+          <w:rFonts w:ascii="Arial" w:hAnsi="Arial" w:cs="Arial"/>
+        </w:rPr>
+        <w:t>seq</w:t>
+      </w:r>
+      <w:proofErr w:type="spellEnd"/>
+      <w:r>
+        <w:rPr>
+          <w:rFonts w:ascii="Arial" w:hAnsi="Arial" w:cs="Arial"/>
+        </w:rPr>
+        <w:t xml:space="preserve">) picks a random element from a sequence, while </w:t>
+      </w:r>
+      <w:proofErr w:type="spellStart"/>
+      <w:proofErr w:type="gramStart"/>
+      <w:r>
+        <w:rPr>
+          <w:rFonts w:ascii="Arial" w:hAnsi="Arial" w:cs="Arial"/>
+        </w:rPr>
+        <w:t>random.shuffle</w:t>
+      </w:r>
+      <w:proofErr w:type="spellEnd"/>
+      <w:proofErr w:type="gramEnd"/>
+      <w:r>
+        <w:rPr>
+          <w:rFonts w:ascii="Arial" w:hAnsi="Arial" w:cs="Arial"/>
+        </w:rPr>
+        <w:t>(list) reorders a list in place.</w:t>
+      </w:r>
+    </w:p>
+    <w:p>
+      <w:pPr>
+        <w:numPr>
+          <w:ilvl w:val="0"/>
+          <w:numId w:val="27"/>
+        </w:numPr>
+        <w:tabs>
+          <w:tab w:val="num" w:pos="720"/>
+        </w:tabs>
+        <w:rPr>
+          <w:rFonts w:ascii="Arial" w:hAnsi="Arial" w:cs="Arial"/>
+        </w:rPr>
+      </w:pPr>
+      <w:r>
+        <w:rPr>
+          <w:rFonts w:ascii="Arial" w:hAnsi="Arial" w:cs="Arial"/>
+        </w:rPr>
+        <w:t xml:space="preserve">Distributions: Offers functions for different distributions, including </w:t>
+      </w:r>
+      <w:proofErr w:type="gramStart"/>
+      <w:r>
+        <w:rPr>
+          <w:rFonts w:ascii="Arial" w:hAnsi="Arial" w:cs="Arial"/>
+        </w:rPr>
+        <w:t>gauss(</w:t>
+      </w:r>
+      <w:proofErr w:type="gramEnd"/>
+      <w:r>
+        <w:rPr>
+          <w:rFonts w:ascii="Arial" w:hAnsi="Arial" w:cs="Arial"/>
+        </w:rPr>
+        <w:t xml:space="preserve">mu, sigma) for normal distribution and </w:t>
+      </w:r>
+      <w:proofErr w:type="gramStart"/>
+      <w:r>
+        <w:rPr>
+          <w:rFonts w:ascii="Arial" w:hAnsi="Arial" w:cs="Arial"/>
+        </w:rPr>
+        <w:t>uniform(</w:t>
+      </w:r>
+      <w:proofErr w:type="gramEnd"/>
+      <w:r>
+        <w:rPr>
+          <w:rFonts w:ascii="Arial" w:hAnsi="Arial" w:cs="Arial"/>
+        </w:rPr>
+        <w:t>a, b) for a uniform float distribution.</w:t>
+      </w:r>
+    </w:p>
+    <w:p>
+      <w:pPr>
+        <w:numPr>
+          <w:ilvl w:val="0"/>
+          <w:numId w:val="27"/>
+        </w:numPr>
+        <w:rPr>
+          <w:rFonts w:ascii="Arial" w:hAnsi="Arial" w:cs="Arial"/>
+        </w:rPr>
+      </w:pPr>
+      <w:r>
+        <w:rPr>
+          <w:rFonts w:ascii="Arial" w:hAnsi="Arial" w:cs="Arial"/>
+        </w:rPr>
+        <w:t xml:space="preserve">Reproducibility: </w:t>
+      </w:r>
+      <w:proofErr w:type="gramStart"/>
+      <w:r>
+        <w:rPr>
+          <w:rFonts w:ascii="Arial" w:hAnsi="Arial" w:cs="Arial"/>
+        </w:rPr>
+        <w:t>seed(</w:t>
+      </w:r>
+      <w:proofErr w:type="gramEnd"/>
+      <w:r>
+        <w:rPr>
+          <w:rFonts w:ascii="Arial" w:hAnsi="Arial" w:cs="Arial"/>
+        </w:rPr>
+        <w:t xml:space="preserve">) initializes the generator, and </w:t>
+      </w:r>
+      <w:proofErr w:type="spellStart"/>
+      <w:r>
+        <w:rPr>
+          <w:rFonts w:ascii="Arial" w:hAnsi="Arial" w:cs="Arial"/>
+        </w:rPr>
+        <w:t>getstate</w:t>
+      </w:r>
+      <w:proofErr w:type="spellEnd"/>
+      <w:r>
+        <w:rPr>
+          <w:rFonts w:ascii="Arial" w:hAnsi="Arial" w:cs="Arial"/>
+        </w:rPr>
+        <w:t>()/</w:t>
+      </w:r>
+      <w:proofErr w:type="spellStart"/>
+      <w:proofErr w:type="gramStart"/>
+      <w:r>
+        <w:rPr>
+          <w:rFonts w:ascii="Arial" w:hAnsi="Arial" w:cs="Arial"/>
+        </w:rPr>
+        <w:t>setstate</w:t>
+      </w:r>
+      <w:proofErr w:type="spellEnd"/>
+      <w:r>
+        <w:rPr>
+          <w:rFonts w:ascii="Arial" w:hAnsi="Arial" w:cs="Arial"/>
+        </w:rPr>
+        <w:t>(</w:t>
+      </w:r>
+      <w:proofErr w:type="gramEnd"/>
+      <w:r>
+        <w:rPr>
+          <w:rFonts w:ascii="Arial" w:hAnsi="Arial" w:cs="Arial"/>
+        </w:rPr>
+        <w:t>) allows saving/restoring the generator's state</w:t>
+      </w:r>
+    </w:p>
+    <w:p>
+      <w:pPr>
+        <w:rPr>
+          <w:rFonts w:ascii="Arial" w:hAnsi="Arial" w:cs="Arial"/>
+        </w:rPr>
+      </w:pPr>
+      <w:r>
+        <w:rPr>
+          <w:rFonts w:ascii="Arial" w:hAnsi="Arial" w:cs="Arial"/>
+        </w:rPr>
+        <w:t>• Creating custom modules.</w:t>
+      </w:r>
+    </w:p>
+    <w:p>
+      <w:pPr>
+        <w:pStyle w:val="ListParagraph"/>
+        <w:numPr>
+          <w:ilvl w:val="0"/>
+          <w:numId w:val="7"/>
+        </w:numPr>
+        <w:rPr>
+          <w:rFonts w:ascii="Arial" w:hAnsi="Arial" w:cs="Arial"/>
+        </w:rPr>
+      </w:pPr>
+      <w:r>
+        <w:rPr>
+          <w:rFonts w:ascii="Arial" w:hAnsi="Arial" w:cs="Arial"/>
+        </w:rPr>
+        <w:t>Creating custom modules allows you to organize code into reusable, manageable pieces. The process varies significantly depending on whether you are working in a programming language like Python or a software platform like Zoho CRM.</w:t>
+      </w:r>
+    </w:p>
+    <w:p>
+      <w:pPr>
+        <w:ind w:left="720"/>
+        <w:rPr>
+          <w:rFonts w:ascii="Arial" w:hAnsi="Arial" w:cs="Arial"/>
+        </w:rPr>
+      </w:pPr>
+      <w:r>
+        <w:rPr>
+          <w:rFonts w:ascii="Arial" w:hAnsi="Arial" w:cs="Arial"/>
+        </w:rPr>
+        <w:t>In software development, a module is typically just a separate file containing code (functions, classes, variables) that can be used by other files.</w:t>
+      </w:r>
+    </w:p>
+    <w:p>
+      <w:pPr>
+        <w:ind w:firstLine="720"/>
+        <w:rPr>
+          <w:rFonts w:ascii="Arial" w:hAnsi="Arial" w:cs="Arial"/>
+        </w:rPr>
+      </w:pPr>
+      <w:r>
+        <w:rPr>
+          <w:rFonts w:ascii="Arial" w:hAnsi="Arial" w:cs="Arial"/>
+        </w:rPr>
+        <w:lastRenderedPageBreak/>
+        <w:t xml:space="preserve">1 - </w:t>
+      </w:r>
+      <w:r>
+        <w:rPr>
+          <w:rFonts w:ascii="Arial" w:hAnsi="Arial" w:cs="Arial"/>
+        </w:rPr>
+        <w:t>Create a file with a .</w:t>
+      </w:r>
+      <w:proofErr w:type="spellStart"/>
+      <w:r>
+        <w:rPr>
+          <w:rFonts w:ascii="Arial" w:hAnsi="Arial" w:cs="Arial"/>
+        </w:rPr>
+        <w:t>py</w:t>
+      </w:r>
+      <w:proofErr w:type="spellEnd"/>
+      <w:r>
+        <w:rPr>
+          <w:rFonts w:ascii="Arial" w:hAnsi="Arial" w:cs="Arial"/>
+        </w:rPr>
+        <w:t xml:space="preserve"> extension (e.g., mymodule.py).</w:t>
+      </w:r>
+    </w:p>
+    <w:p>
+      <w:pPr>
+        <w:ind w:firstLine="720"/>
+        <w:rPr>
+          <w:rFonts w:ascii="Arial" w:hAnsi="Arial" w:cs="Arial"/>
+        </w:rPr>
+      </w:pPr>
+      <w:r>
+        <w:rPr>
+          <w:rFonts w:ascii="Arial" w:hAnsi="Arial" w:cs="Arial"/>
+        </w:rPr>
+        <w:t xml:space="preserve">2 - </w:t>
+      </w:r>
+      <w:r>
+        <w:rPr>
+          <w:rFonts w:ascii="Arial" w:hAnsi="Arial" w:cs="Arial"/>
+        </w:rPr>
+        <w:t>your code (functions or classes) inside that file.</w:t>
+      </w:r>
+    </w:p>
+    <w:p>
+      <w:pPr>
+        <w:ind w:left="720"/>
+        <w:rPr>
+          <w:rFonts w:ascii="Arial" w:hAnsi="Arial" w:cs="Arial"/>
+        </w:rPr>
+      </w:pPr>
+      <w:r>
+        <w:rPr>
+          <w:rFonts w:ascii="Arial" w:hAnsi="Arial" w:cs="Arial"/>
+        </w:rPr>
+        <w:t xml:space="preserve">3 - </w:t>
+      </w:r>
+      <w:r>
+        <w:rPr>
+          <w:rFonts w:ascii="Arial" w:hAnsi="Arial" w:cs="Arial"/>
+        </w:rPr>
+        <w:t xml:space="preserve">Import the module into your main program using import </w:t>
+      </w:r>
+      <w:proofErr w:type="spellStart"/>
+      <w:r>
+        <w:rPr>
+          <w:rFonts w:ascii="Arial" w:hAnsi="Arial" w:cs="Arial"/>
+        </w:rPr>
+        <w:t>mymodule</w:t>
+      </w:r>
+      <w:proofErr w:type="spellEnd"/>
+      <w:r>
+        <w:rPr>
+          <w:rFonts w:ascii="Arial" w:hAnsi="Arial" w:cs="Arial"/>
+        </w:rPr>
+        <w:t xml:space="preserve"> or from </w:t>
+      </w:r>
+      <w:proofErr w:type="spellStart"/>
+      <w:r>
+        <w:rPr>
+          <w:rFonts w:ascii="Arial" w:hAnsi="Arial" w:cs="Arial"/>
+        </w:rPr>
+        <w:t>mymodule</w:t>
+      </w:r>
+      <w:proofErr w:type="spellEnd"/>
+      <w:r>
+        <w:rPr>
+          <w:rFonts w:ascii="Arial" w:hAnsi="Arial" w:cs="Arial"/>
+        </w:rPr>
+        <w:t xml:space="preserve"> import </w:t>
+      </w:r>
+      <w:proofErr w:type="spellStart"/>
+      <w:r>
+        <w:rPr>
+          <w:rFonts w:ascii="Arial" w:hAnsi="Arial" w:cs="Arial"/>
+        </w:rPr>
+        <w:t>specific_function</w:t>
+      </w:r>
+      <w:proofErr w:type="spellEnd"/>
+      <w:r>
+        <w:rPr>
+          <w:rFonts w:ascii="Arial" w:hAnsi="Arial" w:cs="Arial"/>
+        </w:rPr>
+        <w:t>.</w:t>
+      </w:r>
+    </w:p>
+    <w:p>
+      <w:pPr>
+        <w:ind w:left="720"/>
+        <w:rPr>
+          <w:rFonts w:ascii="Arial" w:hAnsi="Arial" w:cs="Arial"/>
+        </w:rPr>
+      </w:pPr>
+      <w:r>
+        <w:rPr>
+          <w:rFonts w:ascii="Arial" w:hAnsi="Arial" w:cs="Arial"/>
+        </w:rPr>
+        <w:t xml:space="preserve">4 - </w:t>
+      </w:r>
+      <w:r>
+        <w:rPr>
+          <w:rFonts w:ascii="Arial" w:hAnsi="Arial" w:cs="Arial"/>
+        </w:rPr>
+        <w:t xml:space="preserve">Manage paths: For system-wide availability, place the file in your environment's site-packages folder or append the directory to </w:t>
+      </w:r>
+      <w:proofErr w:type="spellStart"/>
+      <w:proofErr w:type="gramStart"/>
+      <w:r>
+        <w:rPr>
+          <w:rFonts w:ascii="Arial" w:hAnsi="Arial" w:cs="Arial"/>
+        </w:rPr>
+        <w:t>sys.path</w:t>
+      </w:r>
+      <w:proofErr w:type="spellEnd"/>
+      <w:proofErr w:type="gramEnd"/>
+      <w:r>
+        <w:rPr>
+          <w:rFonts w:ascii="Arial" w:hAnsi="Arial" w:cs="Arial"/>
+        </w:rPr>
+        <w:t>.</w:t>
+      </w:r>
+    </w:p>
+    <w:p/>
+    <w:p/>
+    <w:p/>
+    <w:p/>
+    <w:p/>
+    <w:p/>
+    <w:p/>
     <w:p/>
     <w:sectPr>
       <w:pgSz w:w="11906" w:h="16838"/>
@@ -6333,6 +8459,304 @@
     </w:lvl>
   </w:abstractNum>
   <w:abstractNum w:abstractNumId="3" w15:restartNumberingAfterBreak="0">
+    <w:nsid w:val="1C1756BA"/>
+    <w:multiLevelType w:val="multilevel"/>
+    <w:tmpl w:val="BE78B88C"/>
+    <w:lvl w:ilvl="0">
+      <w:start w:val="1"/>
+      <w:numFmt w:val="bullet"/>
+      <w:lvlText w:val=""/>
+      <w:lvlJc w:val="left"/>
+      <w:pPr>
+        <w:tabs>
+          <w:tab w:val="num" w:pos="1080"/>
+        </w:tabs>
+        <w:ind w:left="1080" w:hanging="360"/>
+      </w:pPr>
+      <w:rPr>
+        <w:rFonts w:ascii="Symbol" w:hAnsi="Symbol" w:hint="default"/>
+        <w:sz w:val="20"/>
+      </w:rPr>
+    </w:lvl>
+    <w:lvl w:ilvl="1" w:tentative="1">
+      <w:start w:val="1"/>
+      <w:numFmt w:val="bullet"/>
+      <w:lvlText w:val="o"/>
+      <w:lvlJc w:val="left"/>
+      <w:pPr>
+        <w:tabs>
+          <w:tab w:val="num" w:pos="1800"/>
+        </w:tabs>
+        <w:ind w:left="1800" w:hanging="360"/>
+      </w:pPr>
+      <w:rPr>
+        <w:rFonts w:ascii="Courier New" w:hAnsi="Courier New" w:hint="default"/>
+        <w:sz w:val="20"/>
+      </w:rPr>
+    </w:lvl>
+    <w:lvl w:ilvl="2" w:tentative="1">
+      <w:start w:val="1"/>
+      <w:numFmt w:val="bullet"/>
+      <w:lvlText w:val=""/>
+      <w:lvlJc w:val="left"/>
+      <w:pPr>
+        <w:tabs>
+          <w:tab w:val="num" w:pos="2520"/>
+        </w:tabs>
+        <w:ind w:left="2520" w:hanging="360"/>
+      </w:pPr>
+      <w:rPr>
+        <w:rFonts w:ascii="Wingdings" w:hAnsi="Wingdings" w:hint="default"/>
+        <w:sz w:val="20"/>
+      </w:rPr>
+    </w:lvl>
+    <w:lvl w:ilvl="3" w:tentative="1">
+      <w:start w:val="1"/>
+      <w:numFmt w:val="bullet"/>
+      <w:lvlText w:val=""/>
+      <w:lvlJc w:val="left"/>
+      <w:pPr>
+        <w:tabs>
+          <w:tab w:val="num" w:pos="3240"/>
+        </w:tabs>
+        <w:ind w:left="3240" w:hanging="360"/>
+      </w:pPr>
+      <w:rPr>
+        <w:rFonts w:ascii="Wingdings" w:hAnsi="Wingdings" w:hint="default"/>
+        <w:sz w:val="20"/>
+      </w:rPr>
+    </w:lvl>
+    <w:lvl w:ilvl="4" w:tentative="1">
+      <w:start w:val="1"/>
+      <w:numFmt w:val="bullet"/>
+      <w:lvlText w:val=""/>
+      <w:lvlJc w:val="left"/>
+      <w:pPr>
+        <w:tabs>
+          <w:tab w:val="num" w:pos="3960"/>
+        </w:tabs>
+        <w:ind w:left="3960" w:hanging="360"/>
+      </w:pPr>
+      <w:rPr>
+        <w:rFonts w:ascii="Wingdings" w:hAnsi="Wingdings" w:hint="default"/>
+        <w:sz w:val="20"/>
+      </w:rPr>
+    </w:lvl>
+    <w:lvl w:ilvl="5" w:tentative="1">
+      <w:start w:val="1"/>
+      <w:numFmt w:val="bullet"/>
+      <w:lvlText w:val=""/>
+      <w:lvlJc w:val="left"/>
+      <w:pPr>
+        <w:tabs>
+          <w:tab w:val="num" w:pos="4680"/>
+        </w:tabs>
+        <w:ind w:left="4680" w:hanging="360"/>
+      </w:pPr>
+      <w:rPr>
+        <w:rFonts w:ascii="Wingdings" w:hAnsi="Wingdings" w:hint="default"/>
+        <w:sz w:val="20"/>
+      </w:rPr>
+    </w:lvl>
+    <w:lvl w:ilvl="6" w:tentative="1">
+      <w:start w:val="1"/>
+      <w:numFmt w:val="bullet"/>
+      <w:lvlText w:val=""/>
+      <w:lvlJc w:val="left"/>
+      <w:pPr>
+        <w:tabs>
+          <w:tab w:val="num" w:pos="5400"/>
+        </w:tabs>
+        <w:ind w:left="5400" w:hanging="360"/>
+      </w:pPr>
+      <w:rPr>
+        <w:rFonts w:ascii="Wingdings" w:hAnsi="Wingdings" w:hint="default"/>
+        <w:sz w:val="20"/>
+      </w:rPr>
+    </w:lvl>
+    <w:lvl w:ilvl="7" w:tentative="1">
+      <w:start w:val="1"/>
+      <w:numFmt w:val="bullet"/>
+      <w:lvlText w:val=""/>
+      <w:lvlJc w:val="left"/>
+      <w:pPr>
+        <w:tabs>
+          <w:tab w:val="num" w:pos="6120"/>
+        </w:tabs>
+        <w:ind w:left="6120" w:hanging="360"/>
+      </w:pPr>
+      <w:rPr>
+        <w:rFonts w:ascii="Wingdings" w:hAnsi="Wingdings" w:hint="default"/>
+        <w:sz w:val="20"/>
+      </w:rPr>
+    </w:lvl>
+    <w:lvl w:ilvl="8" w:tentative="1">
+      <w:start w:val="1"/>
+      <w:numFmt w:val="bullet"/>
+      <w:lvlText w:val=""/>
+      <w:lvlJc w:val="left"/>
+      <w:pPr>
+        <w:tabs>
+          <w:tab w:val="num" w:pos="6840"/>
+        </w:tabs>
+        <w:ind w:left="6840" w:hanging="360"/>
+      </w:pPr>
+      <w:rPr>
+        <w:rFonts w:ascii="Wingdings" w:hAnsi="Wingdings" w:hint="default"/>
+        <w:sz w:val="20"/>
+      </w:rPr>
+    </w:lvl>
+  </w:abstractNum>
+  <w:abstractNum w:abstractNumId="4" w15:restartNumberingAfterBreak="0">
+    <w:nsid w:val="1CCE51B1"/>
+    <w:multiLevelType w:val="multilevel"/>
+    <w:tmpl w:val="555292F6"/>
+    <w:lvl w:ilvl="0">
+      <w:start w:val="1"/>
+      <w:numFmt w:val="bullet"/>
+      <w:lvlText w:val=""/>
+      <w:lvlJc w:val="left"/>
+      <w:pPr>
+        <w:tabs>
+          <w:tab w:val="num" w:pos="720"/>
+        </w:tabs>
+        <w:ind w:left="720" w:hanging="360"/>
+      </w:pPr>
+      <w:rPr>
+        <w:rFonts w:ascii="Symbol" w:hAnsi="Symbol" w:hint="default"/>
+        <w:sz w:val="20"/>
+      </w:rPr>
+    </w:lvl>
+    <w:lvl w:ilvl="1" w:tentative="1">
+      <w:start w:val="1"/>
+      <w:numFmt w:val="bullet"/>
+      <w:lvlText w:val="o"/>
+      <w:lvlJc w:val="left"/>
+      <w:pPr>
+        <w:tabs>
+          <w:tab w:val="num" w:pos="1440"/>
+        </w:tabs>
+        <w:ind w:left="1440" w:hanging="360"/>
+      </w:pPr>
+      <w:rPr>
+        <w:rFonts w:ascii="Courier New" w:hAnsi="Courier New" w:hint="default"/>
+        <w:sz w:val="20"/>
+      </w:rPr>
+    </w:lvl>
+    <w:lvl w:ilvl="2" w:tentative="1">
+      <w:start w:val="1"/>
+      <w:numFmt w:val="bullet"/>
+      <w:lvlText w:val=""/>
+      <w:lvlJc w:val="left"/>
+      <w:pPr>
+        <w:tabs>
+          <w:tab w:val="num" w:pos="2160"/>
+        </w:tabs>
+        <w:ind w:left="2160" w:hanging="360"/>
+      </w:pPr>
+      <w:rPr>
+        <w:rFonts w:ascii="Wingdings" w:hAnsi="Wingdings" w:hint="default"/>
+        <w:sz w:val="20"/>
+      </w:rPr>
+    </w:lvl>
+    <w:lvl w:ilvl="3" w:tentative="1">
+      <w:start w:val="1"/>
+      <w:numFmt w:val="bullet"/>
+      <w:lvlText w:val=""/>
+      <w:lvlJc w:val="left"/>
+      <w:pPr>
+        <w:tabs>
+          <w:tab w:val="num" w:pos="2880"/>
+        </w:tabs>
+        <w:ind w:left="2880" w:hanging="360"/>
+      </w:pPr>
+      <w:rPr>
+        <w:rFonts w:ascii="Wingdings" w:hAnsi="Wingdings" w:hint="default"/>
+        <w:sz w:val="20"/>
+      </w:rPr>
+    </w:lvl>
+    <w:lvl w:ilvl="4" w:tentative="1">
+      <w:start w:val="1"/>
+      <w:numFmt w:val="bullet"/>
+      <w:lvlText w:val=""/>
+      <w:lvlJc w:val="left"/>
+      <w:pPr>
+        <w:tabs>
+          <w:tab w:val="num" w:pos="3600"/>
+        </w:tabs>
+        <w:ind w:left="3600" w:hanging="360"/>
+      </w:pPr>
+      <w:rPr>
+        <w:rFonts w:ascii="Wingdings" w:hAnsi="Wingdings" w:hint="default"/>
+        <w:sz w:val="20"/>
+      </w:rPr>
+    </w:lvl>
+    <w:lvl w:ilvl="5" w:tentative="1">
+      <w:start w:val="1"/>
+      <w:numFmt w:val="bullet"/>
+      <w:lvlText w:val=""/>
+      <w:lvlJc w:val="left"/>
+      <w:pPr>
+        <w:tabs>
+          <w:tab w:val="num" w:pos="4320"/>
+        </w:tabs>
+        <w:ind w:left="4320" w:hanging="360"/>
+      </w:pPr>
+      <w:rPr>
+        <w:rFonts w:ascii="Wingdings" w:hAnsi="Wingdings" w:hint="default"/>
+        <w:sz w:val="20"/>
+      </w:rPr>
+    </w:lvl>
+    <w:lvl w:ilvl="6" w:tentative="1">
+      <w:start w:val="1"/>
+      <w:numFmt w:val="bullet"/>
+      <w:lvlText w:val=""/>
+      <w:lvlJc w:val="left"/>
+      <w:pPr>
+        <w:tabs>
+          <w:tab w:val="num" w:pos="5040"/>
+        </w:tabs>
+        <w:ind w:left="5040" w:hanging="360"/>
+      </w:pPr>
+      <w:rPr>
+        <w:rFonts w:ascii="Wingdings" w:hAnsi="Wingdings" w:hint="default"/>
+        <w:sz w:val="20"/>
+      </w:rPr>
+    </w:lvl>
+    <w:lvl w:ilvl="7" w:tentative="1">
+      <w:start w:val="1"/>
+      <w:numFmt w:val="bullet"/>
+      <w:lvlText w:val=""/>
+      <w:lvlJc w:val="left"/>
+      <w:pPr>
+        <w:tabs>
+          <w:tab w:val="num" w:pos="5760"/>
+        </w:tabs>
+        <w:ind w:left="5760" w:hanging="360"/>
+      </w:pPr>
+      <w:rPr>
+        <w:rFonts w:ascii="Wingdings" w:hAnsi="Wingdings" w:hint="default"/>
+        <w:sz w:val="20"/>
+      </w:rPr>
+    </w:lvl>
+    <w:lvl w:ilvl="8" w:tentative="1">
+      <w:start w:val="1"/>
+      <w:numFmt w:val="bullet"/>
+      <w:lvlText w:val=""/>
+      <w:lvlJc w:val="left"/>
+      <w:pPr>
+        <w:tabs>
+          <w:tab w:val="num" w:pos="6480"/>
+        </w:tabs>
+        <w:ind w:left="6480" w:hanging="360"/>
+      </w:pPr>
+      <w:rPr>
+        <w:rFonts w:ascii="Wingdings" w:hAnsi="Wingdings" w:hint="default"/>
+        <w:sz w:val="20"/>
+      </w:rPr>
+    </w:lvl>
+  </w:abstractNum>
+  <w:abstractNum w:abstractNumId="5" w15:restartNumberingAfterBreak="0">
     <w:nsid w:val="2937558C"/>
     <w:multiLevelType w:val="multilevel"/>
     <w:tmpl w:val="3E686986"/>
@@ -6481,7 +8905,7 @@
       </w:rPr>
     </w:lvl>
   </w:abstractNum>
-  <w:abstractNum w:abstractNumId="4" w15:restartNumberingAfterBreak="0">
+  <w:abstractNum w:abstractNumId="6" w15:restartNumberingAfterBreak="0">
     <w:nsid w:val="2BC9748C"/>
     <w:multiLevelType w:val="multilevel"/>
     <w:tmpl w:val="C7524DF2"/>
@@ -6630,7 +9054,7 @@
       </w:rPr>
     </w:lvl>
   </w:abstractNum>
-  <w:abstractNum w:abstractNumId="5" w15:restartNumberingAfterBreak="0">
+  <w:abstractNum w:abstractNumId="7" w15:restartNumberingAfterBreak="0">
     <w:nsid w:val="2F405EB7"/>
     <w:multiLevelType w:val="multilevel"/>
     <w:tmpl w:val="C31211EC"/>
@@ -6779,7 +9203,7 @@
       </w:rPr>
     </w:lvl>
   </w:abstractNum>
-  <w:abstractNum w:abstractNumId="6" w15:restartNumberingAfterBreak="0">
+  <w:abstractNum w:abstractNumId="8" w15:restartNumberingAfterBreak="0">
     <w:nsid w:val="31DB6467"/>
     <w:multiLevelType w:val="multilevel"/>
     <w:tmpl w:val="348ADA24"/>
@@ -6928,7 +9352,7 @@
       </w:rPr>
     </w:lvl>
   </w:abstractNum>
-  <w:abstractNum w:abstractNumId="7" w15:restartNumberingAfterBreak="0">
+  <w:abstractNum w:abstractNumId="9" w15:restartNumberingAfterBreak="0">
     <w:nsid w:val="331F6834"/>
     <w:multiLevelType w:val="multilevel"/>
     <w:tmpl w:val="CE60D14C"/>
@@ -7077,7 +9501,156 @@
       </w:rPr>
     </w:lvl>
   </w:abstractNum>
-  <w:abstractNum w:abstractNumId="8" w15:restartNumberingAfterBreak="0">
+  <w:abstractNum w:abstractNumId="10" w15:restartNumberingAfterBreak="0">
+    <w:nsid w:val="361921AA"/>
+    <w:multiLevelType w:val="multilevel"/>
+    <w:tmpl w:val="7046A536"/>
+    <w:lvl w:ilvl="0">
+      <w:start w:val="1"/>
+      <w:numFmt w:val="bullet"/>
+      <w:lvlText w:val=""/>
+      <w:lvlJc w:val="left"/>
+      <w:pPr>
+        <w:tabs>
+          <w:tab w:val="num" w:pos="1080"/>
+        </w:tabs>
+        <w:ind w:left="1080" w:hanging="360"/>
+      </w:pPr>
+      <w:rPr>
+        <w:rFonts w:ascii="Symbol" w:hAnsi="Symbol" w:hint="default"/>
+        <w:sz w:val="20"/>
+      </w:rPr>
+    </w:lvl>
+    <w:lvl w:ilvl="1" w:tentative="1">
+      <w:start w:val="1"/>
+      <w:numFmt w:val="bullet"/>
+      <w:lvlText w:val="o"/>
+      <w:lvlJc w:val="left"/>
+      <w:pPr>
+        <w:tabs>
+          <w:tab w:val="num" w:pos="1800"/>
+        </w:tabs>
+        <w:ind w:left="1800" w:hanging="360"/>
+      </w:pPr>
+      <w:rPr>
+        <w:rFonts w:ascii="Courier New" w:hAnsi="Courier New" w:hint="default"/>
+        <w:sz w:val="20"/>
+      </w:rPr>
+    </w:lvl>
+    <w:lvl w:ilvl="2" w:tentative="1">
+      <w:start w:val="1"/>
+      <w:numFmt w:val="bullet"/>
+      <w:lvlText w:val=""/>
+      <w:lvlJc w:val="left"/>
+      <w:pPr>
+        <w:tabs>
+          <w:tab w:val="num" w:pos="2520"/>
+        </w:tabs>
+        <w:ind w:left="2520" w:hanging="360"/>
+      </w:pPr>
+      <w:rPr>
+        <w:rFonts w:ascii="Wingdings" w:hAnsi="Wingdings" w:hint="default"/>
+        <w:sz w:val="20"/>
+      </w:rPr>
+    </w:lvl>
+    <w:lvl w:ilvl="3" w:tentative="1">
+      <w:start w:val="1"/>
+      <w:numFmt w:val="bullet"/>
+      <w:lvlText w:val=""/>
+      <w:lvlJc w:val="left"/>
+      <w:pPr>
+        <w:tabs>
+          <w:tab w:val="num" w:pos="3240"/>
+        </w:tabs>
+        <w:ind w:left="3240" w:hanging="360"/>
+      </w:pPr>
+      <w:rPr>
+        <w:rFonts w:ascii="Wingdings" w:hAnsi="Wingdings" w:hint="default"/>
+        <w:sz w:val="20"/>
+      </w:rPr>
+    </w:lvl>
+    <w:lvl w:ilvl="4" w:tentative="1">
+      <w:start w:val="1"/>
+      <w:numFmt w:val="bullet"/>
+      <w:lvlText w:val=""/>
+      <w:lvlJc w:val="left"/>
+      <w:pPr>
+        <w:tabs>
+          <w:tab w:val="num" w:pos="3960"/>
+        </w:tabs>
+        <w:ind w:left="3960" w:hanging="360"/>
+      </w:pPr>
+      <w:rPr>
+        <w:rFonts w:ascii="Wingdings" w:hAnsi="Wingdings" w:hint="default"/>
+        <w:sz w:val="20"/>
+      </w:rPr>
+    </w:lvl>
+    <w:lvl w:ilvl="5" w:tentative="1">
+      <w:start w:val="1"/>
+      <w:numFmt w:val="bullet"/>
+      <w:lvlText w:val=""/>
+      <w:lvlJc w:val="left"/>
+      <w:pPr>
+        <w:tabs>
+          <w:tab w:val="num" w:pos="4680"/>
+        </w:tabs>
+        <w:ind w:left="4680" w:hanging="360"/>
+      </w:pPr>
+      <w:rPr>
+        <w:rFonts w:ascii="Wingdings" w:hAnsi="Wingdings" w:hint="default"/>
+        <w:sz w:val="20"/>
+      </w:rPr>
+    </w:lvl>
+    <w:lvl w:ilvl="6" w:tentative="1">
+      <w:start w:val="1"/>
+      <w:numFmt w:val="bullet"/>
+      <w:lvlText w:val=""/>
+      <w:lvlJc w:val="left"/>
+      <w:pPr>
+        <w:tabs>
+          <w:tab w:val="num" w:pos="5400"/>
+        </w:tabs>
+        <w:ind w:left="5400" w:hanging="360"/>
+      </w:pPr>
+      <w:rPr>
+        <w:rFonts w:ascii="Wingdings" w:hAnsi="Wingdings" w:hint="default"/>
+        <w:sz w:val="20"/>
+      </w:rPr>
+    </w:lvl>
+    <w:lvl w:ilvl="7" w:tentative="1">
+      <w:start w:val="1"/>
+      <w:numFmt w:val="bullet"/>
+      <w:lvlText w:val=""/>
+      <w:lvlJc w:val="left"/>
+      <w:pPr>
+        <w:tabs>
+          <w:tab w:val="num" w:pos="6120"/>
+        </w:tabs>
+        <w:ind w:left="6120" w:hanging="360"/>
+      </w:pPr>
+      <w:rPr>
+        <w:rFonts w:ascii="Wingdings" w:hAnsi="Wingdings" w:hint="default"/>
+        <w:sz w:val="20"/>
+      </w:rPr>
+    </w:lvl>
+    <w:lvl w:ilvl="8" w:tentative="1">
+      <w:start w:val="1"/>
+      <w:numFmt w:val="bullet"/>
+      <w:lvlText w:val=""/>
+      <w:lvlJc w:val="left"/>
+      <w:pPr>
+        <w:tabs>
+          <w:tab w:val="num" w:pos="6840"/>
+        </w:tabs>
+        <w:ind w:left="6840" w:hanging="360"/>
+      </w:pPr>
+      <w:rPr>
+        <w:rFonts w:ascii="Wingdings" w:hAnsi="Wingdings" w:hint="default"/>
+        <w:sz w:val="20"/>
+      </w:rPr>
+    </w:lvl>
+  </w:abstractNum>
+  <w:abstractNum w:abstractNumId="11" w15:restartNumberingAfterBreak="0">
     <w:nsid w:val="37FA3557"/>
     <w:multiLevelType w:val="multilevel"/>
     <w:tmpl w:val="F43E8E88"/>
@@ -7226,10 +9799,10 @@
       </w:rPr>
     </w:lvl>
   </w:abstractNum>
-  <w:abstractNum w:abstractNumId="9" w15:restartNumberingAfterBreak="0">
+  <w:abstractNum w:abstractNumId="12" w15:restartNumberingAfterBreak="0">
     <w:nsid w:val="3B9F12EA"/>
     <w:multiLevelType w:val="hybridMultilevel"/>
-    <w:tmpl w:val="93F84008"/>
+    <w:tmpl w:val="1DF00510"/>
     <w:lvl w:ilvl="0" w:tplc="4009000B">
       <w:start w:val="1"/>
       <w:numFmt w:val="bullet"/>
@@ -7339,7 +9912,7 @@
       </w:rPr>
     </w:lvl>
   </w:abstractNum>
-  <w:abstractNum w:abstractNumId="10" w15:restartNumberingAfterBreak="0">
+  <w:abstractNum w:abstractNumId="13" w15:restartNumberingAfterBreak="0">
     <w:nsid w:val="3DE40664"/>
     <w:multiLevelType w:val="multilevel"/>
     <w:tmpl w:val="A0A68B24"/>
@@ -7488,7 +10061,7 @@
       </w:rPr>
     </w:lvl>
   </w:abstractNum>
-  <w:abstractNum w:abstractNumId="11" w15:restartNumberingAfterBreak="0">
+  <w:abstractNum w:abstractNumId="14" w15:restartNumberingAfterBreak="0">
     <w:nsid w:val="547F5C2D"/>
     <w:multiLevelType w:val="multilevel"/>
     <w:tmpl w:val="FAF052CE"/>
@@ -7637,7 +10210,7 @@
       </w:rPr>
     </w:lvl>
   </w:abstractNum>
-  <w:abstractNum w:abstractNumId="12" w15:restartNumberingAfterBreak="0">
+  <w:abstractNum w:abstractNumId="15" w15:restartNumberingAfterBreak="0">
     <w:nsid w:val="56FC472E"/>
     <w:multiLevelType w:val="multilevel"/>
     <w:tmpl w:val="EA6837A0"/>
@@ -7786,7 +10359,305 @@
       </w:rPr>
     </w:lvl>
   </w:abstractNum>
-  <w:abstractNum w:abstractNumId="13" w15:restartNumberingAfterBreak="0">
+  <w:abstractNum w:abstractNumId="16" w15:restartNumberingAfterBreak="0">
+    <w:nsid w:val="5C50319E"/>
+    <w:multiLevelType w:val="multilevel"/>
+    <w:tmpl w:val="861EA1A0"/>
+    <w:lvl w:ilvl="0">
+      <w:start w:val="1"/>
+      <w:numFmt w:val="bullet"/>
+      <w:lvlText w:val=""/>
+      <w:lvlJc w:val="left"/>
+      <w:pPr>
+        <w:tabs>
+          <w:tab w:val="num" w:pos="720"/>
+        </w:tabs>
+        <w:ind w:left="720" w:hanging="360"/>
+      </w:pPr>
+      <w:rPr>
+        <w:rFonts w:ascii="Symbol" w:hAnsi="Symbol" w:hint="default"/>
+        <w:sz w:val="20"/>
+      </w:rPr>
+    </w:lvl>
+    <w:lvl w:ilvl="1" w:tentative="1">
+      <w:start w:val="1"/>
+      <w:numFmt w:val="bullet"/>
+      <w:lvlText w:val="o"/>
+      <w:lvlJc w:val="left"/>
+      <w:pPr>
+        <w:tabs>
+          <w:tab w:val="num" w:pos="1440"/>
+        </w:tabs>
+        <w:ind w:left="1440" w:hanging="360"/>
+      </w:pPr>
+      <w:rPr>
+        <w:rFonts w:ascii="Courier New" w:hAnsi="Courier New" w:hint="default"/>
+        <w:sz w:val="20"/>
+      </w:rPr>
+    </w:lvl>
+    <w:lvl w:ilvl="2" w:tentative="1">
+      <w:start w:val="1"/>
+      <w:numFmt w:val="bullet"/>
+      <w:lvlText w:val=""/>
+      <w:lvlJc w:val="left"/>
+      <w:pPr>
+        <w:tabs>
+          <w:tab w:val="num" w:pos="2160"/>
+        </w:tabs>
+        <w:ind w:left="2160" w:hanging="360"/>
+      </w:pPr>
+      <w:rPr>
+        <w:rFonts w:ascii="Wingdings" w:hAnsi="Wingdings" w:hint="default"/>
+        <w:sz w:val="20"/>
+      </w:rPr>
+    </w:lvl>
+    <w:lvl w:ilvl="3" w:tentative="1">
+      <w:start w:val="1"/>
+      <w:numFmt w:val="bullet"/>
+      <w:lvlText w:val=""/>
+      <w:lvlJc w:val="left"/>
+      <w:pPr>
+        <w:tabs>
+          <w:tab w:val="num" w:pos="2880"/>
+        </w:tabs>
+        <w:ind w:left="2880" w:hanging="360"/>
+      </w:pPr>
+      <w:rPr>
+        <w:rFonts w:ascii="Wingdings" w:hAnsi="Wingdings" w:hint="default"/>
+        <w:sz w:val="20"/>
+      </w:rPr>
+    </w:lvl>
+    <w:lvl w:ilvl="4" w:tentative="1">
+      <w:start w:val="1"/>
+      <w:numFmt w:val="bullet"/>
+      <w:lvlText w:val=""/>
+      <w:lvlJc w:val="left"/>
+      <w:pPr>
+        <w:tabs>
+          <w:tab w:val="num" w:pos="3600"/>
+        </w:tabs>
+        <w:ind w:left="3600" w:hanging="360"/>
+      </w:pPr>
+      <w:rPr>
+        <w:rFonts w:ascii="Wingdings" w:hAnsi="Wingdings" w:hint="default"/>
+        <w:sz w:val="20"/>
+      </w:rPr>
+    </w:lvl>
+    <w:lvl w:ilvl="5" w:tentative="1">
+      <w:start w:val="1"/>
+      <w:numFmt w:val="bullet"/>
+      <w:lvlText w:val=""/>
+      <w:lvlJc w:val="left"/>
+      <w:pPr>
+        <w:tabs>
+          <w:tab w:val="num" w:pos="4320"/>
+        </w:tabs>
+        <w:ind w:left="4320" w:hanging="360"/>
+      </w:pPr>
+      <w:rPr>
+        <w:rFonts w:ascii="Wingdings" w:hAnsi="Wingdings" w:hint="default"/>
+        <w:sz w:val="20"/>
+      </w:rPr>
+    </w:lvl>
+    <w:lvl w:ilvl="6" w:tentative="1">
+      <w:start w:val="1"/>
+      <w:numFmt w:val="bullet"/>
+      <w:lvlText w:val=""/>
+      <w:lvlJc w:val="left"/>
+      <w:pPr>
+        <w:tabs>
+          <w:tab w:val="num" w:pos="5040"/>
+        </w:tabs>
+        <w:ind w:left="5040" w:hanging="360"/>
+      </w:pPr>
+      <w:rPr>
+        <w:rFonts w:ascii="Wingdings" w:hAnsi="Wingdings" w:hint="default"/>
+        <w:sz w:val="20"/>
+      </w:rPr>
+    </w:lvl>
+    <w:lvl w:ilvl="7" w:tentative="1">
+      <w:start w:val="1"/>
+      <w:numFmt w:val="bullet"/>
+      <w:lvlText w:val=""/>
+      <w:lvlJc w:val="left"/>
+      <w:pPr>
+        <w:tabs>
+          <w:tab w:val="num" w:pos="5760"/>
+        </w:tabs>
+        <w:ind w:left="5760" w:hanging="360"/>
+      </w:pPr>
+      <w:rPr>
+        <w:rFonts w:ascii="Wingdings" w:hAnsi="Wingdings" w:hint="default"/>
+        <w:sz w:val="20"/>
+      </w:rPr>
+    </w:lvl>
+    <w:lvl w:ilvl="8" w:tentative="1">
+      <w:start w:val="1"/>
+      <w:numFmt w:val="bullet"/>
+      <w:lvlText w:val=""/>
+      <w:lvlJc w:val="left"/>
+      <w:pPr>
+        <w:tabs>
+          <w:tab w:val="num" w:pos="6480"/>
+        </w:tabs>
+        <w:ind w:left="6480" w:hanging="360"/>
+      </w:pPr>
+      <w:rPr>
+        <w:rFonts w:ascii="Wingdings" w:hAnsi="Wingdings" w:hint="default"/>
+        <w:sz w:val="20"/>
+      </w:rPr>
+    </w:lvl>
+  </w:abstractNum>
+  <w:abstractNum w:abstractNumId="17" w15:restartNumberingAfterBreak="0">
+    <w:nsid w:val="5D432854"/>
+    <w:multiLevelType w:val="multilevel"/>
+    <w:tmpl w:val="AC8E4524"/>
+    <w:lvl w:ilvl="0">
+      <w:start w:val="1"/>
+      <w:numFmt w:val="bullet"/>
+      <w:lvlText w:val=""/>
+      <w:lvlJc w:val="left"/>
+      <w:pPr>
+        <w:tabs>
+          <w:tab w:val="num" w:pos="1080"/>
+        </w:tabs>
+        <w:ind w:left="1080" w:hanging="360"/>
+      </w:pPr>
+      <w:rPr>
+        <w:rFonts w:ascii="Symbol" w:hAnsi="Symbol" w:hint="default"/>
+        <w:sz w:val="20"/>
+      </w:rPr>
+    </w:lvl>
+    <w:lvl w:ilvl="1" w:tentative="1">
+      <w:start w:val="1"/>
+      <w:numFmt w:val="bullet"/>
+      <w:lvlText w:val="o"/>
+      <w:lvlJc w:val="left"/>
+      <w:pPr>
+        <w:tabs>
+          <w:tab w:val="num" w:pos="1800"/>
+        </w:tabs>
+        <w:ind w:left="1800" w:hanging="360"/>
+      </w:pPr>
+      <w:rPr>
+        <w:rFonts w:ascii="Courier New" w:hAnsi="Courier New" w:hint="default"/>
+        <w:sz w:val="20"/>
+      </w:rPr>
+    </w:lvl>
+    <w:lvl w:ilvl="2" w:tentative="1">
+      <w:start w:val="1"/>
+      <w:numFmt w:val="bullet"/>
+      <w:lvlText w:val=""/>
+      <w:lvlJc w:val="left"/>
+      <w:pPr>
+        <w:tabs>
+          <w:tab w:val="num" w:pos="2520"/>
+        </w:tabs>
+        <w:ind w:left="2520" w:hanging="360"/>
+      </w:pPr>
+      <w:rPr>
+        <w:rFonts w:ascii="Wingdings" w:hAnsi="Wingdings" w:hint="default"/>
+        <w:sz w:val="20"/>
+      </w:rPr>
+    </w:lvl>
+    <w:lvl w:ilvl="3" w:tentative="1">
+      <w:start w:val="1"/>
+      <w:numFmt w:val="bullet"/>
+      <w:lvlText w:val=""/>
+      <w:lvlJc w:val="left"/>
+      <w:pPr>
+        <w:tabs>
+          <w:tab w:val="num" w:pos="3240"/>
+        </w:tabs>
+        <w:ind w:left="3240" w:hanging="360"/>
+      </w:pPr>
+      <w:rPr>
+        <w:rFonts w:ascii="Wingdings" w:hAnsi="Wingdings" w:hint="default"/>
+        <w:sz w:val="20"/>
+      </w:rPr>
+    </w:lvl>
+    <w:lvl w:ilvl="4" w:tentative="1">
+      <w:start w:val="1"/>
+      <w:numFmt w:val="bullet"/>
+      <w:lvlText w:val=""/>
+      <w:lvlJc w:val="left"/>
+      <w:pPr>
+        <w:tabs>
+          <w:tab w:val="num" w:pos="3960"/>
+        </w:tabs>
+        <w:ind w:left="3960" w:hanging="360"/>
+      </w:pPr>
+      <w:rPr>
+        <w:rFonts w:ascii="Wingdings" w:hAnsi="Wingdings" w:hint="default"/>
+        <w:sz w:val="20"/>
+      </w:rPr>
+    </w:lvl>
+    <w:lvl w:ilvl="5" w:tentative="1">
+      <w:start w:val="1"/>
+      <w:numFmt w:val="bullet"/>
+      <w:lvlText w:val=""/>
+      <w:lvlJc w:val="left"/>
+      <w:pPr>
+        <w:tabs>
+          <w:tab w:val="num" w:pos="4680"/>
+        </w:tabs>
+        <w:ind w:left="4680" w:hanging="360"/>
+      </w:pPr>
+      <w:rPr>
+        <w:rFonts w:ascii="Wingdings" w:hAnsi="Wingdings" w:hint="default"/>
+        <w:sz w:val="20"/>
+      </w:rPr>
+    </w:lvl>
+    <w:lvl w:ilvl="6" w:tentative="1">
+      <w:start w:val="1"/>
+      <w:numFmt w:val="bullet"/>
+      <w:lvlText w:val=""/>
+      <w:lvlJc w:val="left"/>
+      <w:pPr>
+        <w:tabs>
+          <w:tab w:val="num" w:pos="5400"/>
+        </w:tabs>
+        <w:ind w:left="5400" w:hanging="360"/>
+      </w:pPr>
+      <w:rPr>
+        <w:rFonts w:ascii="Wingdings" w:hAnsi="Wingdings" w:hint="default"/>
+        <w:sz w:val="20"/>
+      </w:rPr>
+    </w:lvl>
+    <w:lvl w:ilvl="7" w:tentative="1">
+      <w:start w:val="1"/>
+      <w:numFmt w:val="bullet"/>
+      <w:lvlText w:val=""/>
+      <w:lvlJc w:val="left"/>
+      <w:pPr>
+        <w:tabs>
+          <w:tab w:val="num" w:pos="6120"/>
+        </w:tabs>
+        <w:ind w:left="6120" w:hanging="360"/>
+      </w:pPr>
+      <w:rPr>
+        <w:rFonts w:ascii="Wingdings" w:hAnsi="Wingdings" w:hint="default"/>
+        <w:sz w:val="20"/>
+      </w:rPr>
+    </w:lvl>
+    <w:lvl w:ilvl="8" w:tentative="1">
+      <w:start w:val="1"/>
+      <w:numFmt w:val="bullet"/>
+      <w:lvlText w:val=""/>
+      <w:lvlJc w:val="left"/>
+      <w:pPr>
+        <w:tabs>
+          <w:tab w:val="num" w:pos="6840"/>
+        </w:tabs>
+        <w:ind w:left="6840" w:hanging="360"/>
+      </w:pPr>
+      <w:rPr>
+        <w:rFonts w:ascii="Wingdings" w:hAnsi="Wingdings" w:hint="default"/>
+        <w:sz w:val="20"/>
+      </w:rPr>
+    </w:lvl>
+  </w:abstractNum>
+  <w:abstractNum w:abstractNumId="18" w15:restartNumberingAfterBreak="0">
     <w:nsid w:val="5D7065EB"/>
     <w:multiLevelType w:val="multilevel"/>
     <w:tmpl w:val="4F2A8A02"/>
@@ -7935,7 +10806,7 @@
       </w:rPr>
     </w:lvl>
   </w:abstractNum>
-  <w:abstractNum w:abstractNumId="14" w15:restartNumberingAfterBreak="0">
+  <w:abstractNum w:abstractNumId="19" w15:restartNumberingAfterBreak="0">
     <w:nsid w:val="61AE097F"/>
     <w:multiLevelType w:val="multilevel"/>
     <w:tmpl w:val="E3561ED8"/>
@@ -8084,7 +10955,7 @@
       </w:rPr>
     </w:lvl>
   </w:abstractNum>
-  <w:abstractNum w:abstractNumId="15" w15:restartNumberingAfterBreak="0">
+  <w:abstractNum w:abstractNumId="20" w15:restartNumberingAfterBreak="0">
     <w:nsid w:val="633C4422"/>
     <w:multiLevelType w:val="multilevel"/>
     <w:tmpl w:val="0B5E75AE"/>
@@ -8233,7 +11104,156 @@
       </w:rPr>
     </w:lvl>
   </w:abstractNum>
-  <w:abstractNum w:abstractNumId="16" w15:restartNumberingAfterBreak="0">
+  <w:abstractNum w:abstractNumId="21" w15:restartNumberingAfterBreak="0">
+    <w:nsid w:val="63EE7F20"/>
+    <w:multiLevelType w:val="multilevel"/>
+    <w:tmpl w:val="7262858C"/>
+    <w:lvl w:ilvl="0">
+      <w:start w:val="1"/>
+      <w:numFmt w:val="bullet"/>
+      <w:lvlText w:val=""/>
+      <w:lvlJc w:val="left"/>
+      <w:pPr>
+        <w:tabs>
+          <w:tab w:val="num" w:pos="1080"/>
+        </w:tabs>
+        <w:ind w:left="1080" w:hanging="360"/>
+      </w:pPr>
+      <w:rPr>
+        <w:rFonts w:ascii="Symbol" w:hAnsi="Symbol" w:hint="default"/>
+        <w:sz w:val="20"/>
+      </w:rPr>
+    </w:lvl>
+    <w:lvl w:ilvl="1" w:tentative="1">
+      <w:start w:val="1"/>
+      <w:numFmt w:val="bullet"/>
+      <w:lvlText w:val="o"/>
+      <w:lvlJc w:val="left"/>
+      <w:pPr>
+        <w:tabs>
+          <w:tab w:val="num" w:pos="1800"/>
+        </w:tabs>
+        <w:ind w:left="1800" w:hanging="360"/>
+      </w:pPr>
+      <w:rPr>
+        <w:rFonts w:ascii="Courier New" w:hAnsi="Courier New" w:hint="default"/>
+        <w:sz w:val="20"/>
+      </w:rPr>
+    </w:lvl>
+    <w:lvl w:ilvl="2" w:tentative="1">
+      <w:start w:val="1"/>
+      <w:numFmt w:val="bullet"/>
+      <w:lvlText w:val=""/>
+      <w:lvlJc w:val="left"/>
+      <w:pPr>
+        <w:tabs>
+          <w:tab w:val="num" w:pos="2520"/>
+        </w:tabs>
+        <w:ind w:left="2520" w:hanging="360"/>
+      </w:pPr>
+      <w:rPr>
+        <w:rFonts w:ascii="Wingdings" w:hAnsi="Wingdings" w:hint="default"/>
+        <w:sz w:val="20"/>
+      </w:rPr>
+    </w:lvl>
+    <w:lvl w:ilvl="3" w:tentative="1">
+      <w:start w:val="1"/>
+      <w:numFmt w:val="bullet"/>
+      <w:lvlText w:val=""/>
+      <w:lvlJc w:val="left"/>
+      <w:pPr>
+        <w:tabs>
+          <w:tab w:val="num" w:pos="3240"/>
+        </w:tabs>
+        <w:ind w:left="3240" w:hanging="360"/>
+      </w:pPr>
+      <w:rPr>
+        <w:rFonts w:ascii="Wingdings" w:hAnsi="Wingdings" w:hint="default"/>
+        <w:sz w:val="20"/>
+      </w:rPr>
+    </w:lvl>
+    <w:lvl w:ilvl="4" w:tentative="1">
+      <w:start w:val="1"/>
+      <w:numFmt w:val="bullet"/>
+      <w:lvlText w:val=""/>
+      <w:lvlJc w:val="left"/>
+      <w:pPr>
+        <w:tabs>
+          <w:tab w:val="num" w:pos="3960"/>
+        </w:tabs>
+        <w:ind w:left="3960" w:hanging="360"/>
+      </w:pPr>
+      <w:rPr>
+        <w:rFonts w:ascii="Wingdings" w:hAnsi="Wingdings" w:hint="default"/>
+        <w:sz w:val="20"/>
+      </w:rPr>
+    </w:lvl>
+    <w:lvl w:ilvl="5" w:tentative="1">
+      <w:start w:val="1"/>
+      <w:numFmt w:val="bullet"/>
+      <w:lvlText w:val=""/>
+      <w:lvlJc w:val="left"/>
+      <w:pPr>
+        <w:tabs>
+          <w:tab w:val="num" w:pos="4680"/>
+        </w:tabs>
+        <w:ind w:left="4680" w:hanging="360"/>
+      </w:pPr>
+      <w:rPr>
+        <w:rFonts w:ascii="Wingdings" w:hAnsi="Wingdings" w:hint="default"/>
+        <w:sz w:val="20"/>
+      </w:rPr>
+    </w:lvl>
+    <w:lvl w:ilvl="6" w:tentative="1">
+      <w:start w:val="1"/>
+      <w:numFmt w:val="bullet"/>
+      <w:lvlText w:val=""/>
+      <w:lvlJc w:val="left"/>
+      <w:pPr>
+        <w:tabs>
+          <w:tab w:val="num" w:pos="5400"/>
+        </w:tabs>
+        <w:ind w:left="5400" w:hanging="360"/>
+      </w:pPr>
+      <w:rPr>
+        <w:rFonts w:ascii="Wingdings" w:hAnsi="Wingdings" w:hint="default"/>
+        <w:sz w:val="20"/>
+      </w:rPr>
+    </w:lvl>
+    <w:lvl w:ilvl="7" w:tentative="1">
+      <w:start w:val="1"/>
+      <w:numFmt w:val="bullet"/>
+      <w:lvlText w:val=""/>
+      <w:lvlJc w:val="left"/>
+      <w:pPr>
+        <w:tabs>
+          <w:tab w:val="num" w:pos="6120"/>
+        </w:tabs>
+        <w:ind w:left="6120" w:hanging="360"/>
+      </w:pPr>
+      <w:rPr>
+        <w:rFonts w:ascii="Wingdings" w:hAnsi="Wingdings" w:hint="default"/>
+        <w:sz w:val="20"/>
+      </w:rPr>
+    </w:lvl>
+    <w:lvl w:ilvl="8" w:tentative="1">
+      <w:start w:val="1"/>
+      <w:numFmt w:val="bullet"/>
+      <w:lvlText w:val=""/>
+      <w:lvlJc w:val="left"/>
+      <w:pPr>
+        <w:tabs>
+          <w:tab w:val="num" w:pos="6840"/>
+        </w:tabs>
+        <w:ind w:left="6840" w:hanging="360"/>
+      </w:pPr>
+      <w:rPr>
+        <w:rFonts w:ascii="Wingdings" w:hAnsi="Wingdings" w:hint="default"/>
+        <w:sz w:val="20"/>
+      </w:rPr>
+    </w:lvl>
+  </w:abstractNum>
+  <w:abstractNum w:abstractNumId="22" w15:restartNumberingAfterBreak="0">
     <w:nsid w:val="646D6E56"/>
     <w:multiLevelType w:val="multilevel"/>
     <w:tmpl w:val="4314B31E"/>
@@ -8382,7 +11402,156 @@
       </w:rPr>
     </w:lvl>
   </w:abstractNum>
-  <w:abstractNum w:abstractNumId="17" w15:restartNumberingAfterBreak="0">
+  <w:abstractNum w:abstractNumId="23" w15:restartNumberingAfterBreak="0">
+    <w:nsid w:val="6A3307AF"/>
+    <w:multiLevelType w:val="multilevel"/>
+    <w:tmpl w:val="C430ED24"/>
+    <w:lvl w:ilvl="0">
+      <w:start w:val="1"/>
+      <w:numFmt w:val="bullet"/>
+      <w:lvlText w:val=""/>
+      <w:lvlJc w:val="left"/>
+      <w:pPr>
+        <w:tabs>
+          <w:tab w:val="num" w:pos="1080"/>
+        </w:tabs>
+        <w:ind w:left="1080" w:hanging="360"/>
+      </w:pPr>
+      <w:rPr>
+        <w:rFonts w:ascii="Symbol" w:hAnsi="Symbol" w:hint="default"/>
+        <w:sz w:val="20"/>
+      </w:rPr>
+    </w:lvl>
+    <w:lvl w:ilvl="1" w:tentative="1">
+      <w:start w:val="1"/>
+      <w:numFmt w:val="bullet"/>
+      <w:lvlText w:val="o"/>
+      <w:lvlJc w:val="left"/>
+      <w:pPr>
+        <w:tabs>
+          <w:tab w:val="num" w:pos="1800"/>
+        </w:tabs>
+        <w:ind w:left="1800" w:hanging="360"/>
+      </w:pPr>
+      <w:rPr>
+        <w:rFonts w:ascii="Courier New" w:hAnsi="Courier New" w:hint="default"/>
+        <w:sz w:val="20"/>
+      </w:rPr>
+    </w:lvl>
+    <w:lvl w:ilvl="2" w:tentative="1">
+      <w:start w:val="1"/>
+      <w:numFmt w:val="bullet"/>
+      <w:lvlText w:val=""/>
+      <w:lvlJc w:val="left"/>
+      <w:pPr>
+        <w:tabs>
+          <w:tab w:val="num" w:pos="2520"/>
+        </w:tabs>
+        <w:ind w:left="2520" w:hanging="360"/>
+      </w:pPr>
+      <w:rPr>
+        <w:rFonts w:ascii="Wingdings" w:hAnsi="Wingdings" w:hint="default"/>
+        <w:sz w:val="20"/>
+      </w:rPr>
+    </w:lvl>
+    <w:lvl w:ilvl="3" w:tentative="1">
+      <w:start w:val="1"/>
+      <w:numFmt w:val="bullet"/>
+      <w:lvlText w:val=""/>
+      <w:lvlJc w:val="left"/>
+      <w:pPr>
+        <w:tabs>
+          <w:tab w:val="num" w:pos="3240"/>
+        </w:tabs>
+        <w:ind w:left="3240" w:hanging="360"/>
+      </w:pPr>
+      <w:rPr>
+        <w:rFonts w:ascii="Wingdings" w:hAnsi="Wingdings" w:hint="default"/>
+        <w:sz w:val="20"/>
+      </w:rPr>
+    </w:lvl>
+    <w:lvl w:ilvl="4" w:tentative="1">
+      <w:start w:val="1"/>
+      <w:numFmt w:val="bullet"/>
+      <w:lvlText w:val=""/>
+      <w:lvlJc w:val="left"/>
+      <w:pPr>
+        <w:tabs>
+          <w:tab w:val="num" w:pos="3960"/>
+        </w:tabs>
+        <w:ind w:left="3960" w:hanging="360"/>
+      </w:pPr>
+      <w:rPr>
+        <w:rFonts w:ascii="Wingdings" w:hAnsi="Wingdings" w:hint="default"/>
+        <w:sz w:val="20"/>
+      </w:rPr>
+    </w:lvl>
+    <w:lvl w:ilvl="5" w:tentative="1">
+      <w:start w:val="1"/>
+      <w:numFmt w:val="bullet"/>
+      <w:lvlText w:val=""/>
+      <w:lvlJc w:val="left"/>
+      <w:pPr>
+        <w:tabs>
+          <w:tab w:val="num" w:pos="4680"/>
+        </w:tabs>
+        <w:ind w:left="4680" w:hanging="360"/>
+      </w:pPr>
+      <w:rPr>
+        <w:rFonts w:ascii="Wingdings" w:hAnsi="Wingdings" w:hint="default"/>
+        <w:sz w:val="20"/>
+      </w:rPr>
+    </w:lvl>
+    <w:lvl w:ilvl="6" w:tentative="1">
+      <w:start w:val="1"/>
+      <w:numFmt w:val="bullet"/>
+      <w:lvlText w:val=""/>
+      <w:lvlJc w:val="left"/>
+      <w:pPr>
+        <w:tabs>
+          <w:tab w:val="num" w:pos="5400"/>
+        </w:tabs>
+        <w:ind w:left="5400" w:hanging="360"/>
+      </w:pPr>
+      <w:rPr>
+        <w:rFonts w:ascii="Wingdings" w:hAnsi="Wingdings" w:hint="default"/>
+        <w:sz w:val="20"/>
+      </w:rPr>
+    </w:lvl>
+    <w:lvl w:ilvl="7" w:tentative="1">
+      <w:start w:val="1"/>
+      <w:numFmt w:val="bullet"/>
+      <w:lvlText w:val=""/>
+      <w:lvlJc w:val="left"/>
+      <w:pPr>
+        <w:tabs>
+          <w:tab w:val="num" w:pos="6120"/>
+        </w:tabs>
+        <w:ind w:left="6120" w:hanging="360"/>
+      </w:pPr>
+      <w:rPr>
+        <w:rFonts w:ascii="Wingdings" w:hAnsi="Wingdings" w:hint="default"/>
+        <w:sz w:val="20"/>
+      </w:rPr>
+    </w:lvl>
+    <w:lvl w:ilvl="8" w:tentative="1">
+      <w:start w:val="1"/>
+      <w:numFmt w:val="bullet"/>
+      <w:lvlText w:val=""/>
+      <w:lvlJc w:val="left"/>
+      <w:pPr>
+        <w:tabs>
+          <w:tab w:val="num" w:pos="6840"/>
+        </w:tabs>
+        <w:ind w:left="6840" w:hanging="360"/>
+      </w:pPr>
+      <w:rPr>
+        <w:rFonts w:ascii="Wingdings" w:hAnsi="Wingdings" w:hint="default"/>
+        <w:sz w:val="20"/>
+      </w:rPr>
+    </w:lvl>
+  </w:abstractNum>
+  <w:abstractNum w:abstractNumId="24" w15:restartNumberingAfterBreak="0">
     <w:nsid w:val="6CFE2454"/>
     <w:multiLevelType w:val="multilevel"/>
     <w:tmpl w:val="D1984CDC"/>
@@ -8531,7 +11700,7 @@
       </w:rPr>
     </w:lvl>
   </w:abstractNum>
-  <w:abstractNum w:abstractNumId="18" w15:restartNumberingAfterBreak="0">
+  <w:abstractNum w:abstractNumId="25" w15:restartNumberingAfterBreak="0">
     <w:nsid w:val="6ED41A36"/>
     <w:multiLevelType w:val="hybridMultilevel"/>
     <w:tmpl w:val="61EE677A"/>
@@ -8644,7 +11813,7 @@
       </w:rPr>
     </w:lvl>
   </w:abstractNum>
-  <w:abstractNum w:abstractNumId="19" w15:restartNumberingAfterBreak="0">
+  <w:abstractNum w:abstractNumId="26" w15:restartNumberingAfterBreak="0">
     <w:nsid w:val="7B293483"/>
     <w:multiLevelType w:val="multilevel"/>
     <w:tmpl w:val="8BB2C68C"/>
@@ -8793,65 +11962,202 @@
       </w:rPr>
     </w:lvl>
   </w:abstractNum>
+  <w:abstractNum w:abstractNumId="27" w15:restartNumberingAfterBreak="0">
+    <w:nsid w:val="7C791092"/>
+    <w:multiLevelType w:val="multilevel"/>
+    <w:tmpl w:val="C7964388"/>
+    <w:lvl w:ilvl="0">
+      <w:start w:val="1"/>
+      <w:numFmt w:val="decimal"/>
+      <w:lvlText w:val="%1."/>
+      <w:lvlJc w:val="left"/>
+      <w:pPr>
+        <w:tabs>
+          <w:tab w:val="num" w:pos="1080"/>
+        </w:tabs>
+        <w:ind w:left="1080" w:hanging="360"/>
+      </w:pPr>
+    </w:lvl>
+    <w:lvl w:ilvl="1" w:tentative="1">
+      <w:start w:val="1"/>
+      <w:numFmt w:val="decimal"/>
+      <w:lvlText w:val="%2."/>
+      <w:lvlJc w:val="left"/>
+      <w:pPr>
+        <w:tabs>
+          <w:tab w:val="num" w:pos="1800"/>
+        </w:tabs>
+        <w:ind w:left="1800" w:hanging="360"/>
+      </w:pPr>
+    </w:lvl>
+    <w:lvl w:ilvl="2" w:tentative="1">
+      <w:start w:val="1"/>
+      <w:numFmt w:val="decimal"/>
+      <w:lvlText w:val="%3."/>
+      <w:lvlJc w:val="left"/>
+      <w:pPr>
+        <w:tabs>
+          <w:tab w:val="num" w:pos="2520"/>
+        </w:tabs>
+        <w:ind w:left="2520" w:hanging="360"/>
+      </w:pPr>
+    </w:lvl>
+    <w:lvl w:ilvl="3" w:tentative="1">
+      <w:start w:val="1"/>
+      <w:numFmt w:val="decimal"/>
+      <w:lvlText w:val="%4."/>
+      <w:lvlJc w:val="left"/>
+      <w:pPr>
+        <w:tabs>
+          <w:tab w:val="num" w:pos="3240"/>
+        </w:tabs>
+        <w:ind w:left="3240" w:hanging="360"/>
+      </w:pPr>
+    </w:lvl>
+    <w:lvl w:ilvl="4" w:tentative="1">
+      <w:start w:val="1"/>
+      <w:numFmt w:val="decimal"/>
+      <w:lvlText w:val="%5."/>
+      <w:lvlJc w:val="left"/>
+      <w:pPr>
+        <w:tabs>
+          <w:tab w:val="num" w:pos="3960"/>
+        </w:tabs>
+        <w:ind w:left="3960" w:hanging="360"/>
+      </w:pPr>
+    </w:lvl>
+    <w:lvl w:ilvl="5" w:tentative="1">
+      <w:start w:val="1"/>
+      <w:numFmt w:val="decimal"/>
+      <w:lvlText w:val="%6."/>
+      <w:lvlJc w:val="left"/>
+      <w:pPr>
+        <w:tabs>
+          <w:tab w:val="num" w:pos="4680"/>
+        </w:tabs>
+        <w:ind w:left="4680" w:hanging="360"/>
+      </w:pPr>
+    </w:lvl>
+    <w:lvl w:ilvl="6" w:tentative="1">
+      <w:start w:val="1"/>
+      <w:numFmt w:val="decimal"/>
+      <w:lvlText w:val="%7."/>
+      <w:lvlJc w:val="left"/>
+      <w:pPr>
+        <w:tabs>
+          <w:tab w:val="num" w:pos="5400"/>
+        </w:tabs>
+        <w:ind w:left="5400" w:hanging="360"/>
+      </w:pPr>
+    </w:lvl>
+    <w:lvl w:ilvl="7" w:tentative="1">
+      <w:start w:val="1"/>
+      <w:numFmt w:val="decimal"/>
+      <w:lvlText w:val="%8."/>
+      <w:lvlJc w:val="left"/>
+      <w:pPr>
+        <w:tabs>
+          <w:tab w:val="num" w:pos="6120"/>
+        </w:tabs>
+        <w:ind w:left="6120" w:hanging="360"/>
+      </w:pPr>
+    </w:lvl>
+    <w:lvl w:ilvl="8" w:tentative="1">
+      <w:start w:val="1"/>
+      <w:numFmt w:val="decimal"/>
+      <w:lvlText w:val="%9."/>
+      <w:lvlJc w:val="left"/>
+      <w:pPr>
+        <w:tabs>
+          <w:tab w:val="num" w:pos="6840"/>
+        </w:tabs>
+        <w:ind w:left="6840" w:hanging="360"/>
+      </w:pPr>
+    </w:lvl>
+  </w:abstractNum>
   <w:num w:numId="1" w16cid:durableId="1283269876">
-    <w:abstractNumId w:val="18"/>
+    <w:abstractNumId w:val="25"/>
   </w:num>
   <w:num w:numId="2" w16cid:durableId="2136293546">
     <w:abstractNumId w:val="1"/>
   </w:num>
   <w:num w:numId="3" w16cid:durableId="1622540547">
-    <w:abstractNumId w:val="3"/>
+    <w:abstractNumId w:val="5"/>
   </w:num>
   <w:num w:numId="4" w16cid:durableId="1908954249">
     <w:abstractNumId w:val="0"/>
   </w:num>
   <w:num w:numId="5" w16cid:durableId="761991323">
-    <w:abstractNumId w:val="10"/>
+    <w:abstractNumId w:val="13"/>
   </w:num>
   <w:num w:numId="6" w16cid:durableId="2109345693">
-    <w:abstractNumId w:val="17"/>
+    <w:abstractNumId w:val="24"/>
   </w:num>
   <w:num w:numId="7" w16cid:durableId="27217008">
+    <w:abstractNumId w:val="12"/>
+  </w:num>
+  <w:num w:numId="8" w16cid:durableId="793789061">
+    <w:abstractNumId w:val="15"/>
+  </w:num>
+  <w:num w:numId="9" w16cid:durableId="396634099">
+    <w:abstractNumId w:val="14"/>
+  </w:num>
+  <w:num w:numId="10" w16cid:durableId="1895584517">
     <w:abstractNumId w:val="9"/>
   </w:num>
-  <w:num w:numId="8" w16cid:durableId="793789061">
-    <w:abstractNumId w:val="12"/>
-  </w:num>
-  <w:num w:numId="9" w16cid:durableId="396634099">
-    <w:abstractNumId w:val="11"/>
-  </w:num>
-  <w:num w:numId="10" w16cid:durableId="1895584517">
+  <w:num w:numId="11" w16cid:durableId="8265188">
     <w:abstractNumId w:val="7"/>
   </w:num>
-  <w:num w:numId="11" w16cid:durableId="8265188">
-    <w:abstractNumId w:val="5"/>
-  </w:num>
   <w:num w:numId="12" w16cid:durableId="666177308">
-    <w:abstractNumId w:val="6"/>
+    <w:abstractNumId w:val="8"/>
   </w:num>
   <w:num w:numId="13" w16cid:durableId="268895036">
-    <w:abstractNumId w:val="15"/>
+    <w:abstractNumId w:val="20"/>
   </w:num>
   <w:num w:numId="14" w16cid:durableId="1593514961">
-    <w:abstractNumId w:val="4"/>
+    <w:abstractNumId w:val="6"/>
   </w:num>
   <w:num w:numId="15" w16cid:durableId="79832663">
     <w:abstractNumId w:val="2"/>
   </w:num>
   <w:num w:numId="16" w16cid:durableId="16738498">
+    <w:abstractNumId w:val="22"/>
+  </w:num>
+  <w:num w:numId="17" w16cid:durableId="1260723126">
+    <w:abstractNumId w:val="11"/>
+  </w:num>
+  <w:num w:numId="18" w16cid:durableId="2040624158">
+    <w:abstractNumId w:val="18"/>
+  </w:num>
+  <w:num w:numId="19" w16cid:durableId="1296257727">
+    <w:abstractNumId w:val="19"/>
+  </w:num>
+  <w:num w:numId="20" w16cid:durableId="1379627518">
+    <w:abstractNumId w:val="26"/>
+  </w:num>
+  <w:num w:numId="21" w16cid:durableId="1830364316">
+    <w:abstractNumId w:val="17"/>
+  </w:num>
+  <w:num w:numId="22" w16cid:durableId="376319248">
+    <w:abstractNumId w:val="23"/>
+  </w:num>
+  <w:num w:numId="23" w16cid:durableId="2085490567">
     <w:abstractNumId w:val="16"/>
   </w:num>
-  <w:num w:numId="17" w16cid:durableId="1260723126">
-    <w:abstractNumId w:val="8"/>
+  <w:num w:numId="24" w16cid:durableId="1198156251">
+    <w:abstractNumId w:val="10"/>
   </w:num>
-  <w:num w:numId="18" w16cid:durableId="2040624158">
-    <w:abstractNumId w:val="13"/>
+  <w:num w:numId="25" w16cid:durableId="596522892">
+    <w:abstractNumId w:val="27"/>
   </w:num>
-  <w:num w:numId="19" w16cid:durableId="1296257727">
-    <w:abstractNumId w:val="14"/>
+  <w:num w:numId="26" w16cid:durableId="1826895052">
+    <w:abstractNumId w:val="21"/>
   </w:num>
-  <w:num w:numId="20" w16cid:durableId="1379627518">
-    <w:abstractNumId w:val="19"/>
+  <w:num w:numId="27" w16cid:durableId="1040786147">
+    <w:abstractNumId w:val="3"/>
+  </w:num>
+  <w:num w:numId="28" w16cid:durableId="857541565">
+    <w:abstractNumId w:val="4"/>
   </w:num>
 </w:numbering>
 </file>
@@ -9459,7 +12765,6 @@
   <w:style w:type="character" w:default="1" w:styleId="DefaultParagraphFont">
     <w:name w:val="Default Paragraph Font"/>
     <w:uiPriority w:val="1"/>
-    <w:semiHidden/>
     <w:unhideWhenUsed/>
   </w:style>
   <w:style w:type="table" w:default="1" w:styleId="TableNormal">
